--- a/fiction/drafts/roughs/21_ms_01_19970315-1217.docx
+++ b/fiction/drafts/roughs/21_ms_01_19970315-1217.docx
@@ -7,35 +7,40 @@
         <w:suppressAutoHyphens/>
         <w:jc w:val="both"/>
         <w:rPr>
-          <w:rFonts w:ascii="Calibri" w:hAnsi="Calibri" w:cs="Calibri"/>
-          <w:spacing w:val="-1"/>
+          <w:rFonts w:ascii="Montserrat" w:hAnsi="Montserrat" w:cs="Calibri"/>
+          <w:spacing w:val="-1"/>
+          <w:sz w:val="24"/>
         </w:rPr>
       </w:pPr>
       <w:r>
         <w:rPr>
-          <w:rFonts w:ascii="Calibri" w:hAnsi="Calibri" w:cs="Calibri"/>
+          <w:rFonts w:ascii="Montserrat" w:hAnsi="Montserrat" w:cs="Calibri"/>
           <w:spacing w:val="-2"/>
+          <w:sz w:val="24"/>
         </w:rPr>
         <w:t>04 20 1996 :: 02:55 AES</w:t>
       </w:r>
       <w:r>
         <w:rPr>
-          <w:rFonts w:ascii="Calibri" w:hAnsi="Calibri" w:cs="Calibri"/>
-          <w:spacing w:val="-1"/>
+          <w:rFonts w:ascii="Montserrat" w:hAnsi="Montserrat" w:cs="Calibri"/>
+          <w:spacing w:val="-1"/>
+          <w:sz w:val="24"/>
         </w:rPr>
         <w:fldChar w:fldCharType="begin"/>
       </w:r>
       <w:r>
         <w:rPr>
-          <w:rFonts w:ascii="Calibri" w:hAnsi="Calibri" w:cs="Calibri"/>
-          <w:spacing w:val="-1"/>
+          <w:rFonts w:ascii="Montserrat" w:hAnsi="Montserrat" w:cs="Calibri"/>
+          <w:spacing w:val="-1"/>
+          <w:sz w:val="24"/>
         </w:rPr>
         <w:instrText xml:space="preserve">PRIVATE </w:instrText>
       </w:r>
       <w:r>
         <w:rPr>
-          <w:rFonts w:ascii="Calibri" w:hAnsi="Calibri" w:cs="Calibri"/>
-          <w:spacing w:val="-1"/>
+          <w:rFonts w:ascii="Montserrat" w:hAnsi="Montserrat" w:cs="Calibri"/>
+          <w:spacing w:val="-1"/>
+          <w:sz w:val="24"/>
         </w:rPr>
         <w:fldChar w:fldCharType="end"/>
       </w:r>
@@ -45,80 +50,106 @@
         <w:spacing w:line="360" w:lineRule="auto"/>
         <w:jc w:val="right"/>
         <w:rPr>
+          <w:rFonts w:ascii="Montserrat" w:hAnsi="Montserrat"/>
           <w:color w:val="808080"/>
+          <w:sz w:val="24"/>
         </w:rPr>
       </w:pPr>
       <w:r>
         <w:rPr>
+          <w:rFonts w:ascii="Montserrat" w:hAnsi="Montserrat"/>
           <w:color w:val="808080"/>
+          <w:sz w:val="24"/>
         </w:rPr>
         <w:fldChar w:fldCharType="begin"/>
       </w:r>
       <w:r>
         <w:rPr>
+          <w:rFonts w:ascii="Montserrat" w:hAnsi="Montserrat"/>
           <w:color w:val="808080"/>
+          <w:sz w:val="24"/>
         </w:rPr>
         <w:instrText xml:space="preserve"> NUMPAGES  \* MERGEFORMAT </w:instrText>
       </w:r>
       <w:r>
         <w:rPr>
+          <w:rFonts w:ascii="Montserrat" w:hAnsi="Montserrat"/>
           <w:color w:val="808080"/>
+          <w:sz w:val="24"/>
         </w:rPr>
         <w:fldChar w:fldCharType="separate"/>
       </w:r>
       <w:r>
         <w:rPr>
+          <w:rFonts w:ascii="Montserrat" w:hAnsi="Montserrat"/>
           <w:noProof/>
           <w:color w:val="808080"/>
+          <w:sz w:val="24"/>
         </w:rPr>
         <w:t>8</w:t>
       </w:r>
       <w:r>
         <w:rPr>
+          <w:rFonts w:ascii="Montserrat" w:hAnsi="Montserrat"/>
           <w:color w:val="808080"/>
+          <w:sz w:val="24"/>
         </w:rPr>
         <w:fldChar w:fldCharType="end"/>
       </w:r>
       <w:r>
         <w:rPr>
+          <w:rFonts w:ascii="Montserrat" w:hAnsi="Montserrat"/>
           <w:color w:val="808080"/>
+          <w:sz w:val="24"/>
         </w:rPr>
         <w:t xml:space="preserve"> pages ∙ </w:t>
       </w:r>
       <w:r>
         <w:rPr>
+          <w:rFonts w:ascii="Montserrat" w:hAnsi="Montserrat"/>
           <w:color w:val="808080"/>
+          <w:sz w:val="24"/>
         </w:rPr>
         <w:fldChar w:fldCharType="begin"/>
       </w:r>
       <w:r>
         <w:rPr>
+          <w:rFonts w:ascii="Montserrat" w:hAnsi="Montserrat"/>
           <w:color w:val="808080"/>
+          <w:sz w:val="24"/>
         </w:rPr>
         <w:instrText xml:space="preserve"> NUMWORDS  \* MERGEFORMAT </w:instrText>
       </w:r>
       <w:r>
         <w:rPr>
+          <w:rFonts w:ascii="Montserrat" w:hAnsi="Montserrat"/>
           <w:color w:val="808080"/>
+          <w:sz w:val="24"/>
         </w:rPr>
         <w:fldChar w:fldCharType="separate"/>
       </w:r>
       <w:r>
         <w:rPr>
+          <w:rFonts w:ascii="Montserrat" w:hAnsi="Montserrat"/>
           <w:noProof/>
           <w:color w:val="808080"/>
+          <w:sz w:val="24"/>
         </w:rPr>
         <w:t>2420</w:t>
       </w:r>
       <w:r>
         <w:rPr>
+          <w:rFonts w:ascii="Montserrat" w:hAnsi="Montserrat"/>
           <w:color w:val="808080"/>
+          <w:sz w:val="24"/>
         </w:rPr>
         <w:fldChar w:fldCharType="end"/>
       </w:r>
       <w:r>
         <w:rPr>
+          <w:rFonts w:ascii="Montserrat" w:hAnsi="Montserrat"/>
           <w:color w:val="808080"/>
+          <w:sz w:val="24"/>
         </w:rPr>
         <w:t xml:space="preserve"> words</w:t>
       </w:r>
@@ -128,8 +159,9 @@
         <w:suppressAutoHyphens/>
         <w:jc w:val="both"/>
         <w:rPr>
-          <w:rFonts w:ascii="Calibri" w:hAnsi="Calibri" w:cs="Calibri"/>
-          <w:spacing w:val="-1"/>
+          <w:rFonts w:ascii="Montserrat" w:hAnsi="Montserrat" w:cs="Calibri"/>
+          <w:spacing w:val="-1"/>
+          <w:sz w:val="24"/>
         </w:rPr>
       </w:pPr>
     </w:p>
@@ -142,42 +174,36 @@
         <w:contextualSpacing/>
         <w:jc w:val="right"/>
         <w:rPr>
-          <w:rFonts w:ascii="Calibri" w:hAnsi="Calibri" w:cs="Calibri"/>
+          <w:rFonts w:ascii="Montserrat" w:hAnsi="Montserrat" w:cs="Calibri"/>
           <w:color w:val="7F7F7F" w:themeColor="text1" w:themeTint="80"/>
           <w:spacing w:val="-1"/>
+          <w:sz w:val="24"/>
         </w:rPr>
       </w:pPr>
-      <w:proofErr w:type="gramStart"/>
-      <w:r>
-        <w:rPr>
-          <w:rFonts w:ascii="Calibri" w:hAnsi="Calibri" w:cs="Calibri"/>
+      <w:r>
+        <w:rPr>
+          <w:rFonts w:ascii="Montserrat" w:hAnsi="Montserrat" w:cs="Calibri"/>
           <w:color w:val="7F7F7F" w:themeColor="text1" w:themeTint="80"/>
           <w:spacing w:val="-1"/>
-        </w:rPr>
-        <w:t>only</w:t>
-      </w:r>
-      <w:proofErr w:type="gramEnd"/>
-      <w:r>
-        <w:rPr>
-          <w:rFonts w:ascii="Calibri" w:hAnsi="Calibri" w:cs="Calibri"/>
+          <w:sz w:val="24"/>
+        </w:rPr>
+        <w:t xml:space="preserve">only in the event of a </w:t>
+      </w:r>
+      <w:r>
+        <w:rPr>
+          <w:rFonts w:ascii="Montserrat" w:hAnsi="Montserrat" w:cs="Calibri"/>
           <w:color w:val="7F7F7F" w:themeColor="text1" w:themeTint="80"/>
           <w:spacing w:val="-1"/>
-        </w:rPr>
-        <w:t xml:space="preserve"> in the event of a </w:t>
-      </w:r>
-      <w:r>
-        <w:rPr>
-          <w:rFonts w:ascii="Calibri" w:hAnsi="Calibri" w:cs="Calibri"/>
+          <w:sz w:val="24"/>
+        </w:rPr>
+        <w:t>first-person</w:t>
+      </w:r>
+      <w:r>
+        <w:rPr>
+          <w:rFonts w:ascii="Montserrat" w:hAnsi="Montserrat" w:cs="Calibri"/>
           <w:color w:val="7F7F7F" w:themeColor="text1" w:themeTint="80"/>
           <w:spacing w:val="-1"/>
-        </w:rPr>
-        <w:t>first-person</w:t>
-      </w:r>
-      <w:r>
-        <w:rPr>
-          <w:rFonts w:ascii="Calibri" w:hAnsi="Calibri" w:cs="Calibri"/>
-          <w:color w:val="7F7F7F" w:themeColor="text1" w:themeTint="80"/>
-          <w:spacing w:val="-1"/>
+          <w:sz w:val="24"/>
         </w:rPr>
         <w:t xml:space="preserve"> voice does this material influence the manuscript directly</w:t>
       </w:r>
@@ -188,66 +214,45 @@
         <w:contextualSpacing/>
         <w:jc w:val="right"/>
         <w:rPr>
-          <w:rFonts w:ascii="Calibri" w:hAnsi="Calibri" w:cs="Calibri"/>
+          <w:rFonts w:ascii="Montserrat" w:hAnsi="Montserrat" w:cs="Calibri"/>
           <w:color w:val="7F7F7F" w:themeColor="text1" w:themeTint="80"/>
           <w:spacing w:val="-1"/>
+          <w:sz w:val="24"/>
         </w:rPr>
       </w:pPr>
-      <w:proofErr w:type="gramStart"/>
-      <w:r>
-        <w:rPr>
-          <w:rFonts w:ascii="Calibri" w:hAnsi="Calibri" w:cs="Calibri"/>
+      <w:r>
+        <w:rPr>
+          <w:rFonts w:ascii="Montserrat" w:hAnsi="Montserrat" w:cs="Calibri"/>
           <w:color w:val="7F7F7F" w:themeColor="text1" w:themeTint="80"/>
           <w:spacing w:val="-1"/>
+          <w:sz w:val="24"/>
         </w:rPr>
         <w:t>o</w:t>
       </w:r>
       <w:r>
         <w:rPr>
-          <w:rFonts w:ascii="Calibri" w:hAnsi="Calibri" w:cs="Calibri"/>
+          <w:rFonts w:ascii="Montserrat" w:hAnsi="Montserrat" w:cs="Calibri"/>
           <w:color w:val="7F7F7F" w:themeColor="text1" w:themeTint="80"/>
           <w:spacing w:val="-1"/>
-        </w:rPr>
-        <w:t>therwise</w:t>
-      </w:r>
-      <w:proofErr w:type="gramEnd"/>
-      <w:r>
-        <w:rPr>
-          <w:rFonts w:ascii="Calibri" w:hAnsi="Calibri" w:cs="Calibri"/>
+          <w:sz w:val="24"/>
+        </w:rPr>
+        <w:t>therwise,</w:t>
+      </w:r>
+      <w:r>
+        <w:rPr>
+          <w:rFonts w:ascii="Montserrat" w:hAnsi="Montserrat" w:cs="Calibri"/>
           <w:color w:val="7F7F7F" w:themeColor="text1" w:themeTint="80"/>
           <w:spacing w:val="-1"/>
-        </w:rPr>
-        <w:t>,</w:t>
-      </w:r>
-      <w:r>
-        <w:rPr>
-          <w:rFonts w:ascii="Calibri" w:hAnsi="Calibri" w:cs="Calibri"/>
+          <w:sz w:val="24"/>
+        </w:rPr>
+        <w:t xml:space="preserve"> it serves only to present ideas for the body of work to be introduced to the dialogue </w:t>
+      </w:r>
+      <w:r>
+        <w:rPr>
+          <w:rFonts w:ascii="Montserrat" w:hAnsi="Montserrat" w:cs="Calibri"/>
           <w:color w:val="7F7F7F" w:themeColor="text1" w:themeTint="80"/>
           <w:spacing w:val="-1"/>
-        </w:rPr>
-        <w:t xml:space="preserve"> it serves only to present ideas for the body </w:t>
-      </w:r>
-      <w:r>
-        <w:rPr>
-          <w:rFonts w:ascii="Calibri" w:hAnsi="Calibri" w:cs="Calibri"/>
-          <w:color w:val="7F7F7F" w:themeColor="text1" w:themeTint="80"/>
-          <w:spacing w:val="-1"/>
-        </w:rPr>
-        <w:t xml:space="preserve">of </w:t>
-      </w:r>
-      <w:r>
-        <w:rPr>
-          <w:rFonts w:ascii="Calibri" w:hAnsi="Calibri" w:cs="Calibri"/>
-          <w:color w:val="7F7F7F" w:themeColor="text1" w:themeTint="80"/>
-          <w:spacing w:val="-1"/>
-        </w:rPr>
-        <w:t xml:space="preserve">work to be introduced to the dialogue </w:t>
-      </w:r>
-      <w:r>
-        <w:rPr>
-          <w:rFonts w:ascii="Calibri" w:hAnsi="Calibri" w:cs="Calibri"/>
-          <w:color w:val="7F7F7F" w:themeColor="text1" w:themeTint="80"/>
-          <w:spacing w:val="-1"/>
+          <w:sz w:val="24"/>
         </w:rPr>
         <w:t>thread</w:t>
       </w:r>
@@ -257,8 +262,9 @@
         <w:suppressAutoHyphens/>
         <w:jc w:val="both"/>
         <w:rPr>
-          <w:rFonts w:ascii="Calibri" w:hAnsi="Calibri" w:cs="Calibri"/>
-          <w:spacing w:val="-1"/>
+          <w:rFonts w:ascii="Montserrat" w:hAnsi="Montserrat" w:cs="Calibri"/>
+          <w:spacing w:val="-1"/>
+          <w:sz w:val="24"/>
         </w:rPr>
       </w:pPr>
     </w:p>
@@ -267,14 +273,16 @@
         <w:suppressAutoHyphens/>
         <w:jc w:val="both"/>
         <w:rPr>
-          <w:rFonts w:ascii="Calibri" w:hAnsi="Calibri" w:cs="Calibri"/>
-          <w:spacing w:val="-1"/>
+          <w:rFonts w:ascii="Montserrat" w:hAnsi="Montserrat" w:cs="Calibri"/>
+          <w:spacing w:val="-1"/>
+          <w:sz w:val="24"/>
         </w:rPr>
       </w:pPr>
       <w:r>
         <w:rPr>
-          <w:rFonts w:ascii="Calibri" w:hAnsi="Calibri" w:cs="Calibri"/>
-          <w:spacing w:val="-1"/>
+          <w:rFonts w:ascii="Montserrat" w:hAnsi="Montserrat" w:cs="Calibri"/>
+          <w:spacing w:val="-1"/>
+          <w:sz w:val="24"/>
         </w:rPr>
         <w:t>2990 11 07 03 27 TER</w:t>
       </w:r>
@@ -284,80 +292,91 @@
         <w:suppressAutoHyphens/>
         <w:jc w:val="both"/>
         <w:rPr>
-          <w:rFonts w:ascii="Calibri" w:hAnsi="Calibri" w:cs="Calibri"/>
-          <w:spacing w:val="-1"/>
+          <w:rFonts w:ascii="Montserrat" w:hAnsi="Montserrat" w:cs="Calibri"/>
+          <w:spacing w:val="-1"/>
+          <w:sz w:val="24"/>
         </w:rPr>
       </w:pPr>
       <w:r>
         <w:rPr>
-          <w:rFonts w:ascii="Calibri" w:hAnsi="Calibri" w:cs="Calibri"/>
-          <w:spacing w:val="-1"/>
+          <w:rFonts w:ascii="Montserrat" w:hAnsi="Montserrat" w:cs="Calibri"/>
+          <w:spacing w:val="-1"/>
+          <w:sz w:val="24"/>
         </w:rPr>
         <w:t xml:space="preserve">I will </w:t>
       </w:r>
       <w:r>
         <w:rPr>
-          <w:rFonts w:ascii="Calibri" w:hAnsi="Calibri" w:cs="Calibri"/>
-          <w:spacing w:val="-1"/>
+          <w:rFonts w:ascii="Montserrat" w:hAnsi="Montserrat" w:cs="Calibri"/>
+          <w:spacing w:val="-1"/>
+          <w:sz w:val="24"/>
         </w:rPr>
         <w:t xml:space="preserve">first </w:t>
       </w:r>
       <w:r>
         <w:rPr>
-          <w:rFonts w:ascii="Calibri" w:hAnsi="Calibri" w:cs="Calibri"/>
-          <w:spacing w:val="-1"/>
+          <w:rFonts w:ascii="Montserrat" w:hAnsi="Montserrat" w:cs="Calibri"/>
+          <w:spacing w:val="-1"/>
+          <w:sz w:val="24"/>
         </w:rPr>
         <w:t>point</w:t>
       </w:r>
       <w:r>
         <w:rPr>
-          <w:rFonts w:ascii="Calibri" w:hAnsi="Calibri" w:cs="Calibri"/>
-          <w:spacing w:val="-1"/>
-        </w:rPr>
-        <w:t xml:space="preserve"> out</w:t>
-      </w:r>
-      <w:r>
-        <w:rPr>
-          <w:rFonts w:ascii="Calibri" w:hAnsi="Calibri" w:cs="Calibri"/>
-          <w:spacing w:val="-1"/>
-        </w:rPr>
-        <w:t>;</w:t>
-      </w:r>
-      <w:r>
-        <w:rPr>
-          <w:rFonts w:ascii="Calibri" w:hAnsi="Calibri" w:cs="Calibri"/>
-          <w:spacing w:val="-1"/>
+          <w:rFonts w:ascii="Montserrat" w:hAnsi="Montserrat" w:cs="Calibri"/>
+          <w:spacing w:val="-1"/>
+          <w:sz w:val="24"/>
+        </w:rPr>
+        <w:t xml:space="preserve"> out;</w:t>
+      </w:r>
+      <w:r>
+        <w:rPr>
+          <w:rFonts w:ascii="Montserrat" w:hAnsi="Montserrat" w:cs="Calibri"/>
+          <w:spacing w:val="-1"/>
+          <w:sz w:val="24"/>
         </w:rPr>
         <w:t xml:space="preserve"> I am writing in English—not my native tongue. The translations—no, the approximations are mine and, I admit, they are rough. I beg tolerance of only one </w:t>
       </w:r>
       <w:r>
         <w:rPr>
-          <w:rFonts w:ascii="Calibri" w:hAnsi="Calibri" w:cs="Calibri"/>
-          <w:spacing w:val="-1"/>
+          <w:rFonts w:ascii="Montserrat" w:hAnsi="Montserrat" w:cs="Calibri"/>
+          <w:spacing w:val="-1"/>
+          <w:sz w:val="24"/>
         </w:rPr>
         <w:t>thing;</w:t>
       </w:r>
       <w:r>
         <w:rPr>
-          <w:rFonts w:ascii="Calibri" w:hAnsi="Calibri" w:cs="Calibri"/>
-          <w:spacing w:val="-1"/>
+          <w:rFonts w:ascii="Montserrat" w:hAnsi="Montserrat" w:cs="Calibri"/>
+          <w:spacing w:val="-1"/>
+          <w:sz w:val="24"/>
         </w:rPr>
         <w:t xml:space="preserve"> there are times when the word I want to use does not translate or does not sound quite right to me in English. I have my own words and if I use them, I’ll write them as closely as possible to the way they sound, and I will try to demonstrate what they mean somehow. Quite honestly, English is the only tongue I </w:t>
       </w:r>
       <w:r>
         <w:rPr>
-          <w:rFonts w:ascii="Calibri" w:hAnsi="Calibri" w:cs="Calibri"/>
+          <w:rFonts w:ascii="Montserrat" w:hAnsi="Montserrat" w:cs="Calibri"/>
           <w:i/>
           <w:spacing w:val="-1"/>
+          <w:sz w:val="24"/>
         </w:rPr>
         <w:t>can</w:t>
       </w:r>
       <w:r>
         <w:rPr>
-          <w:rFonts w:ascii="Calibri" w:hAnsi="Calibri" w:cs="Calibri"/>
-          <w:spacing w:val="-1"/>
-        </w:rPr>
-        <w:t xml:space="preserve"> write in. I can hardly imagine anything more alien to the mind I was born with. </w:t>
+          <w:rFonts w:ascii="Montserrat" w:hAnsi="Montserrat" w:cs="Calibri"/>
+          <w:spacing w:val="-1"/>
+          <w:sz w:val="24"/>
+        </w:rPr>
+        <w:t xml:space="preserve"> write in. I can hardly imagine anyth</w:t>
+      </w:r>
+      <w:r>
+        <w:rPr>
+          <w:rFonts w:ascii="Montserrat" w:hAnsi="Montserrat" w:cs="Calibri"/>
+          <w:spacing w:val="-1"/>
+          <w:sz w:val="24"/>
+        </w:rPr>
+        <w:t xml:space="preserve">ing more alien to the mind I was born with. </w:t>
       </w:r>
     </w:p>
     <w:p>
@@ -365,57 +384,73 @@
         <w:suppressAutoHyphens/>
         <w:jc w:val="both"/>
         <w:rPr>
-          <w:rFonts w:ascii="Calibri" w:hAnsi="Calibri" w:cs="Calibri"/>
-          <w:spacing w:val="-1"/>
+          <w:rFonts w:ascii="Montserrat" w:hAnsi="Montserrat" w:cs="Calibri"/>
+          <w:spacing w:val="-1"/>
+          <w:sz w:val="24"/>
         </w:rPr>
       </w:pPr>
       <w:r>
         <w:rPr>
-          <w:rFonts w:ascii="Calibri" w:hAnsi="Calibri" w:cs="Calibri"/>
-          <w:spacing w:val="-1"/>
+          <w:rFonts w:ascii="Montserrat" w:hAnsi="Montserrat" w:cs="Calibri"/>
+          <w:spacing w:val="-1"/>
+          <w:sz w:val="24"/>
         </w:rPr>
         <w:tab/>
         <w:t xml:space="preserve">That mind did not know anything about technology. The closest concept would </w:t>
       </w:r>
       <w:r>
         <w:rPr>
-          <w:rFonts w:ascii="Calibri" w:hAnsi="Calibri" w:cs="Calibri"/>
-          <w:spacing w:val="-1"/>
+          <w:rFonts w:ascii="Montserrat" w:hAnsi="Montserrat" w:cs="Calibri"/>
+          <w:spacing w:val="-1"/>
+          <w:sz w:val="24"/>
         </w:rPr>
         <w:t xml:space="preserve">possibly </w:t>
       </w:r>
       <w:r>
         <w:rPr>
-          <w:rFonts w:ascii="Calibri" w:hAnsi="Calibri" w:cs="Calibri"/>
-          <w:spacing w:val="-1"/>
+          <w:rFonts w:ascii="Montserrat" w:hAnsi="Montserrat" w:cs="Calibri"/>
+          <w:spacing w:val="-1"/>
+          <w:sz w:val="24"/>
         </w:rPr>
         <w:t xml:space="preserve">be technique, but it specifically relates to the things that most of us can be trained to do </w:t>
       </w:r>
       <w:r>
         <w:rPr>
-          <w:rFonts w:ascii="Calibri" w:hAnsi="Calibri" w:cs="Calibri"/>
-          <w:spacing w:val="-1"/>
+          <w:rFonts w:ascii="Montserrat" w:hAnsi="Montserrat" w:cs="Calibri"/>
+          <w:spacing w:val="-1"/>
+          <w:sz w:val="24"/>
         </w:rPr>
         <w:t>with our</w:t>
       </w:r>
       <w:r>
         <w:rPr>
-          <w:rFonts w:ascii="Calibri" w:hAnsi="Calibri" w:cs="Calibri"/>
-          <w:spacing w:val="-1"/>
-        </w:rPr>
-        <w:t xml:space="preserve"> minds. Mine was shaped by a culture that fell from the heavens before your or my human ancestors imagined that handles would be a nice addition to stone axes. I have already heard that my human ancestors were not the only ones that the lyn took to the stars. My lyn ancestors were the only ones that didn’t abandon their charges to the mercy of their new home worlds. My lyn ancestors were perverse enough to sleep with what was then an animal identical to them in every way but two. My lyn ancestors learned that there was nothing impairing the minds of what they called alyn, before the word human was ever coined. However, my lyn and alyn ancestors learned that mating—difficult but possible—between three distinct and compatible gender populations was a delicate and dangerous equation. The experimental solution to that equation, propagated behind a wall of </w:t>
-      </w:r>
-      <w:r>
-        <w:rPr>
-          <w:rFonts w:ascii="Calibri" w:hAnsi="Calibri" w:cs="Calibri"/>
-          <w:spacing w:val="-1"/>
+          <w:rFonts w:ascii="Montserrat" w:hAnsi="Montserrat" w:cs="Calibri"/>
+          <w:spacing w:val="-1"/>
+          <w:sz w:val="24"/>
+        </w:rPr>
+        <w:t xml:space="preserve"> minds. Mine was shaped by a culture that fell from the heavens before your or my human ancestors imagined that handles would be a nice addition to stone axes. I have already heard that my human ancestors were not the only ones that the lyn took to the stars. My lyn ancestors were the only ones that didn’t abandon their charges to the mercy of their new home worlds. My lyn ancestors were perverse en</w:t>
+      </w:r>
+      <w:r>
+        <w:rPr>
+          <w:rFonts w:ascii="Montserrat" w:hAnsi="Montserrat" w:cs="Calibri"/>
+          <w:spacing w:val="-1"/>
+          <w:sz w:val="24"/>
+        </w:rPr>
+        <w:t xml:space="preserve">ough to sleep with what was then an animal identical to them in every way but two. My lyn ancestors learned that there was nothing impairing the minds of what they called alyn, before the word human was ever coined. However, my lyn and alyn ancestors learned that mating—difficult but possible—between three distinct and compatible gender populations was a delicate and dangerous equation. The experimental solution to that equation, propagated behind a wall of </w:t>
+      </w:r>
+      <w:r>
+        <w:rPr>
+          <w:rFonts w:ascii="Montserrat" w:hAnsi="Montserrat" w:cs="Calibri"/>
+          <w:spacing w:val="-1"/>
+          <w:sz w:val="24"/>
         </w:rPr>
         <w:t>subterfuge</w:t>
       </w:r>
       <w:r>
         <w:rPr>
-          <w:rFonts w:ascii="Calibri" w:hAnsi="Calibri" w:cs="Calibri"/>
-          <w:spacing w:val="-1"/>
+          <w:rFonts w:ascii="Montserrat" w:hAnsi="Montserrat" w:cs="Calibri"/>
+          <w:spacing w:val="-1"/>
+          <w:sz w:val="24"/>
         </w:rPr>
         <w:t>, is ending up a lot like me...</w:t>
       </w:r>
@@ -425,14 +460,16 @@
         <w:suppressAutoHyphens/>
         <w:jc w:val="both"/>
         <w:rPr>
-          <w:rFonts w:ascii="Calibri" w:hAnsi="Calibri" w:cs="Calibri"/>
-          <w:spacing w:val="-1"/>
+          <w:rFonts w:ascii="Montserrat" w:hAnsi="Montserrat" w:cs="Calibri"/>
+          <w:spacing w:val="-1"/>
+          <w:sz w:val="24"/>
         </w:rPr>
       </w:pPr>
       <w:r>
         <w:rPr>
-          <w:rFonts w:ascii="Calibri" w:hAnsi="Calibri" w:cs="Calibri"/>
-          <w:spacing w:val="-1"/>
+          <w:rFonts w:ascii="Montserrat" w:hAnsi="Montserrat" w:cs="Calibri"/>
+          <w:spacing w:val="-1"/>
+          <w:sz w:val="24"/>
         </w:rPr>
         <w:tab/>
         <w:t>Confused.</w:t>
@@ -443,47 +480,35 @@
         <w:suppressAutoHyphens/>
         <w:jc w:val="both"/>
         <w:rPr>
-          <w:rFonts w:ascii="Calibri" w:hAnsi="Calibri" w:cs="Calibri"/>
-          <w:spacing w:val="-1"/>
+          <w:rFonts w:ascii="Montserrat" w:hAnsi="Montserrat" w:cs="Calibri"/>
+          <w:spacing w:val="-1"/>
+          <w:sz w:val="24"/>
         </w:rPr>
       </w:pPr>
       <w:r>
         <w:rPr>
-          <w:rFonts w:ascii="Calibri" w:hAnsi="Calibri" w:cs="Calibri"/>
-          <w:spacing w:val="-1"/>
+          <w:rFonts w:ascii="Montserrat" w:hAnsi="Montserrat" w:cs="Calibri"/>
+          <w:spacing w:val="-1"/>
+          <w:sz w:val="24"/>
         </w:rPr>
         <w:tab/>
         <w:t xml:space="preserve">There is so much to explain. How I got to be where I am. Who and what I am. What my being here means. I simply can’t do it or deal with it all at once. If I start with the </w:t>
       </w:r>
       <w:r>
         <w:rPr>
-          <w:rFonts w:ascii="Calibri" w:hAnsi="Calibri" w:cs="Calibri"/>
-          <w:spacing w:val="-1"/>
+          <w:rFonts w:ascii="Montserrat" w:hAnsi="Montserrat" w:cs="Calibri"/>
+          <w:spacing w:val="-1"/>
+          <w:sz w:val="24"/>
         </w:rPr>
         <w:t>immediate</w:t>
       </w:r>
       <w:r>
         <w:rPr>
-          <w:rFonts w:ascii="Calibri" w:hAnsi="Calibri" w:cs="Calibri"/>
-          <w:spacing w:val="-1"/>
-        </w:rPr>
-        <w:t xml:space="preserve"> past, I </w:t>
-      </w:r>
-      <w:proofErr w:type="gramStart"/>
-      <w:r>
-        <w:rPr>
-          <w:rFonts w:ascii="Calibri" w:hAnsi="Calibri" w:cs="Calibri"/>
-          <w:spacing w:val="-1"/>
-        </w:rPr>
-        <w:t>have to</w:t>
-      </w:r>
-      <w:proofErr w:type="gramEnd"/>
-      <w:r>
-        <w:rPr>
-          <w:rFonts w:ascii="Calibri" w:hAnsi="Calibri" w:cs="Calibri"/>
-          <w:spacing w:val="-1"/>
-        </w:rPr>
-        <w:t xml:space="preserve"> explain tens of thousands of years of history that I don’t even know really, and that doesn’t even begin to explain the lyn. I don’t think anybody can explain them, not even one of their bastard children.</w:t>
+          <w:rFonts w:ascii="Montserrat" w:hAnsi="Montserrat" w:cs="Calibri"/>
+          <w:spacing w:val="-1"/>
+          <w:sz w:val="24"/>
+        </w:rPr>
+        <w:t xml:space="preserve"> past, I have to explain tens of thousands of years of history that I don’t even know really, and that doesn’t even begin to explain the lyn. I don’t think anybody can explain them, not even one of their bastard children.</w:t>
       </w:r>
     </w:p>
     <w:p>
@@ -491,33 +516,19 @@
         <w:suppressAutoHyphens/>
         <w:jc w:val="both"/>
         <w:rPr>
-          <w:rFonts w:ascii="Calibri" w:hAnsi="Calibri" w:cs="Calibri"/>
-          <w:spacing w:val="-1"/>
+          <w:rFonts w:ascii="Montserrat" w:hAnsi="Montserrat" w:cs="Calibri"/>
+          <w:spacing w:val="-1"/>
+          <w:sz w:val="24"/>
         </w:rPr>
       </w:pPr>
       <w:r>
         <w:rPr>
-          <w:rFonts w:ascii="Calibri" w:hAnsi="Calibri" w:cs="Calibri"/>
-          <w:spacing w:val="-1"/>
+          <w:rFonts w:ascii="Montserrat" w:hAnsi="Montserrat" w:cs="Calibri"/>
+          <w:spacing w:val="-1"/>
+          <w:sz w:val="24"/>
         </w:rPr>
         <w:tab/>
-        <w:t xml:space="preserve">It is hard enough to focus on me. I was raised totally ignorant about what I really was. I knew I was different. I knew I wasn’t human even though I didn’t know what ‘human’ really </w:t>
-      </w:r>
-      <w:proofErr w:type="gramStart"/>
-      <w:r>
-        <w:rPr>
-          <w:rFonts w:ascii="Calibri" w:hAnsi="Calibri" w:cs="Calibri"/>
-          <w:spacing w:val="-1"/>
-        </w:rPr>
-        <w:t>was</w:t>
-      </w:r>
-      <w:proofErr w:type="gramEnd"/>
-      <w:r>
-        <w:rPr>
-          <w:rFonts w:ascii="Calibri" w:hAnsi="Calibri" w:cs="Calibri"/>
-          <w:spacing w:val="-1"/>
-        </w:rPr>
-        <w:t xml:space="preserve"> until I met true, pure humans here on this side of infinity. Just discovering the simple basic truth about me and my own biology—not even really understanding it—almost killed me. </w:t>
+        <w:t xml:space="preserve">It is hard enough to focus on me. I was raised totally ignorant about what I really was. I knew I was different. I knew I wasn’t human even though I didn’t know what ‘human’ really was until I met true, pure humans here on this side of infinity. Just discovering the simple basic truth about me and my own biology—not even really understanding it—almost killed me. </w:t>
       </w:r>
     </w:p>
     <w:p>
@@ -525,129 +536,137 @@
         <w:suppressAutoHyphens/>
         <w:jc w:val="both"/>
         <w:rPr>
-          <w:rFonts w:ascii="Calibri" w:hAnsi="Calibri" w:cs="Calibri"/>
-          <w:spacing w:val="-1"/>
+          <w:rFonts w:ascii="Montserrat" w:hAnsi="Montserrat" w:cs="Calibri"/>
+          <w:spacing w:val="-1"/>
+          <w:sz w:val="24"/>
         </w:rPr>
       </w:pPr>
       <w:r>
         <w:rPr>
-          <w:rFonts w:ascii="Calibri" w:hAnsi="Calibri" w:cs="Calibri"/>
-          <w:spacing w:val="-1"/>
+          <w:rFonts w:ascii="Montserrat" w:hAnsi="Montserrat" w:cs="Calibri"/>
+          <w:spacing w:val="-1"/>
+          <w:sz w:val="24"/>
         </w:rPr>
         <w:tab/>
         <w:t xml:space="preserve">I regret that I can’t answer the most immediate questions you may have. Fact is, it doesn’t matter. I don’t understand this side well enough yet to talk about it. The only way you can even begin to understand the other side is if I </w:t>
       </w:r>
       <w:r>
         <w:rPr>
-          <w:rFonts w:ascii="Calibri" w:hAnsi="Calibri" w:cs="Calibri"/>
-          <w:spacing w:val="-1"/>
+          <w:rFonts w:ascii="Montserrat" w:hAnsi="Montserrat" w:cs="Calibri"/>
+          <w:spacing w:val="-1"/>
+          <w:sz w:val="24"/>
         </w:rPr>
         <w:t>present</w:t>
       </w:r>
       <w:r>
         <w:rPr>
-          <w:rFonts w:ascii="Calibri" w:hAnsi="Calibri" w:cs="Calibri"/>
-          <w:spacing w:val="-1"/>
+          <w:rFonts w:ascii="Montserrat" w:hAnsi="Montserrat" w:cs="Calibri"/>
+          <w:spacing w:val="-1"/>
+          <w:sz w:val="24"/>
         </w:rPr>
         <w:t xml:space="preserve"> it </w:t>
       </w:r>
       <w:r>
         <w:rPr>
-          <w:rFonts w:ascii="Calibri" w:hAnsi="Calibri" w:cs="Calibri"/>
-          <w:spacing w:val="-1"/>
+          <w:rFonts w:ascii="Montserrat" w:hAnsi="Montserrat" w:cs="Calibri"/>
+          <w:spacing w:val="-1"/>
+          <w:sz w:val="24"/>
         </w:rPr>
         <w:t xml:space="preserve">in </w:t>
       </w:r>
       <w:r>
         <w:rPr>
-          <w:rFonts w:ascii="Calibri" w:hAnsi="Calibri" w:cs="Calibri"/>
-          <w:spacing w:val="-1"/>
-        </w:rPr>
-        <w:t xml:space="preserve">the way I </w:t>
-      </w:r>
-      <w:proofErr w:type="gramStart"/>
-      <w:r>
-        <w:rPr>
-          <w:rFonts w:ascii="Calibri" w:hAnsi="Calibri" w:cs="Calibri"/>
-          <w:spacing w:val="-1"/>
-        </w:rPr>
-        <w:t>lived</w:t>
-      </w:r>
-      <w:proofErr w:type="gramEnd"/>
-      <w:r>
-        <w:rPr>
-          <w:rFonts w:ascii="Calibri" w:hAnsi="Calibri" w:cs="Calibri"/>
-          <w:spacing w:val="-1"/>
-        </w:rPr>
-        <w:t xml:space="preserve"> it. I can’t tell you a story about being human sitting here on a starship in the </w:t>
-      </w:r>
-      <w:r>
-        <w:rPr>
-          <w:rFonts w:ascii="Calibri" w:hAnsi="Calibri" w:cs="Calibri"/>
-          <w:spacing w:val="-1"/>
+          <w:rFonts w:ascii="Montserrat" w:hAnsi="Montserrat" w:cs="Calibri"/>
+          <w:spacing w:val="-1"/>
+          <w:sz w:val="24"/>
+        </w:rPr>
+        <w:t xml:space="preserve">the way I lived it. I can’t tell you a story about being human sitting here on a starship in the </w:t>
+      </w:r>
+      <w:r>
+        <w:rPr>
+          <w:rFonts w:ascii="Montserrat" w:hAnsi="Montserrat" w:cs="Calibri"/>
+          <w:spacing w:val="-1"/>
+          <w:sz w:val="24"/>
         </w:rPr>
         <w:t>emptiness</w:t>
       </w:r>
       <w:r>
         <w:rPr>
-          <w:rFonts w:ascii="Calibri" w:hAnsi="Calibri" w:cs="Calibri"/>
-          <w:spacing w:val="-1"/>
+          <w:rFonts w:ascii="Montserrat" w:hAnsi="Montserrat" w:cs="Calibri"/>
+          <w:spacing w:val="-1"/>
+          <w:sz w:val="24"/>
         </w:rPr>
         <w:t xml:space="preserve"> of space. I simply don’t understand it. I</w:t>
       </w:r>
       <w:r>
         <w:rPr>
-          <w:rFonts w:ascii="Calibri" w:hAnsi="Calibri" w:cs="Calibri"/>
-          <w:spacing w:val="-1"/>
+          <w:rFonts w:ascii="Montserrat" w:hAnsi="Montserrat" w:cs="Calibri"/>
+          <w:spacing w:val="-1"/>
+          <w:sz w:val="24"/>
         </w:rPr>
         <w:t>t</w:t>
       </w:r>
       <w:r>
         <w:rPr>
-          <w:rFonts w:ascii="Calibri" w:hAnsi="Calibri" w:cs="Calibri"/>
-          <w:spacing w:val="-1"/>
+          <w:rFonts w:ascii="Montserrat" w:hAnsi="Montserrat" w:cs="Calibri"/>
+          <w:spacing w:val="-1"/>
+          <w:sz w:val="24"/>
         </w:rPr>
         <w:t xml:space="preserve"> scares and excites me in ways I can’t even begin to express. It will be a long time before I can try. And what I am about to tell you has </w:t>
       </w:r>
       <w:r>
         <w:rPr>
-          <w:rFonts w:ascii="Calibri" w:hAnsi="Calibri" w:cs="Calibri"/>
-          <w:spacing w:val="-1"/>
+          <w:rFonts w:ascii="Montserrat" w:hAnsi="Montserrat" w:cs="Calibri"/>
+          <w:spacing w:val="-1"/>
+          <w:sz w:val="24"/>
         </w:rPr>
         <w:t>literally</w:t>
       </w:r>
       <w:r>
         <w:rPr>
-          <w:rFonts w:ascii="Calibri" w:hAnsi="Calibri" w:cs="Calibri"/>
-          <w:spacing w:val="-1"/>
-        </w:rPr>
-        <w:t xml:space="preserve"> nothing to do with it. I don’t intend to go back to my first thoughts and impressions, or relive my entire childhood, because happy as those memories may be, they were well intentioned falsehoods that kept kids like me from going insane. I am going to deal with the hardest part first. How the humanity I </w:t>
-      </w:r>
-      <w:r>
-        <w:rPr>
-          <w:rFonts w:ascii="Calibri" w:hAnsi="Calibri" w:cs="Calibri"/>
-          <w:spacing w:val="-1"/>
+          <w:rFonts w:ascii="Montserrat" w:hAnsi="Montserrat" w:cs="Calibri"/>
+          <w:spacing w:val="-1"/>
+          <w:sz w:val="24"/>
+        </w:rPr>
+        <w:t xml:space="preserve"> nothing to do with it. I don’t intend to go back to my first thoughts and impressions, or relive my entire childhood, because happy as those memories may be, they were well intentioned falsehoods that</w:t>
+      </w:r>
+      <w:r>
+        <w:rPr>
+          <w:rFonts w:ascii="Montserrat" w:hAnsi="Montserrat" w:cs="Calibri"/>
+          <w:spacing w:val="-1"/>
+          <w:sz w:val="24"/>
+        </w:rPr>
+        <w:t xml:space="preserve"> kept kids like me from going insane. I am going to deal with the hardest part first. How the humanity I </w:t>
+      </w:r>
+      <w:r>
+        <w:rPr>
+          <w:rFonts w:ascii="Montserrat" w:hAnsi="Montserrat" w:cs="Calibri"/>
+          <w:spacing w:val="-1"/>
+          <w:sz w:val="24"/>
         </w:rPr>
         <w:t>assumed</w:t>
       </w:r>
       <w:r>
         <w:rPr>
-          <w:rFonts w:ascii="Calibri" w:hAnsi="Calibri" w:cs="Calibri"/>
-          <w:spacing w:val="-1"/>
+          <w:rFonts w:ascii="Montserrat" w:hAnsi="Montserrat" w:cs="Calibri"/>
+          <w:spacing w:val="-1"/>
+          <w:sz w:val="24"/>
         </w:rPr>
         <w:t xml:space="preserve"> peeled away to reveal the alien I am underneath. I will go beyond that only to provide </w:t>
       </w:r>
       <w:r>
         <w:rPr>
-          <w:rFonts w:ascii="Calibri" w:hAnsi="Calibri" w:cs="Calibri"/>
-          <w:spacing w:val="-1"/>
+          <w:rFonts w:ascii="Montserrat" w:hAnsi="Montserrat" w:cs="Calibri"/>
+          <w:spacing w:val="-1"/>
+          <w:sz w:val="24"/>
         </w:rPr>
         <w:t>enough perspective</w:t>
       </w:r>
       <w:r>
         <w:rPr>
-          <w:rFonts w:ascii="Calibri" w:hAnsi="Calibri" w:cs="Calibri"/>
-          <w:spacing w:val="-1"/>
+          <w:rFonts w:ascii="Montserrat" w:hAnsi="Montserrat" w:cs="Calibri"/>
+          <w:spacing w:val="-1"/>
+          <w:sz w:val="24"/>
         </w:rPr>
         <w:t xml:space="preserve"> to make understanding it possible.</w:t>
       </w:r>
@@ -657,8 +676,9 @@
         <w:suppressAutoHyphens/>
         <w:jc w:val="both"/>
         <w:rPr>
-          <w:rFonts w:ascii="Calibri" w:hAnsi="Calibri" w:cs="Calibri"/>
-          <w:spacing w:val="-1"/>
+          <w:rFonts w:ascii="Montserrat" w:hAnsi="Montserrat" w:cs="Calibri"/>
+          <w:spacing w:val="-1"/>
+          <w:sz w:val="24"/>
         </w:rPr>
       </w:pPr>
     </w:p>
@@ -667,42 +687,56 @@
         <w:suppressAutoHyphens/>
         <w:jc w:val="both"/>
         <w:rPr>
-          <w:rFonts w:ascii="Calibri" w:hAnsi="Calibri" w:cs="Calibri"/>
-          <w:spacing w:val="-1"/>
+          <w:rFonts w:ascii="Montserrat" w:hAnsi="Montserrat" w:cs="Calibri"/>
+          <w:spacing w:val="-1"/>
+          <w:sz w:val="24"/>
         </w:rPr>
       </w:pPr>
       <w:r>
         <w:rPr>
-          <w:rFonts w:ascii="Calibri" w:hAnsi="Calibri" w:cs="Calibri"/>
-          <w:spacing w:val="-1"/>
+          <w:rFonts w:ascii="Montserrat" w:hAnsi="Montserrat" w:cs="Calibri"/>
+          <w:spacing w:val="-1"/>
+          <w:sz w:val="24"/>
         </w:rPr>
         <w:t xml:space="preserve">The Emerald Coast stretched its wings down from the cool north-west </w:t>
       </w:r>
       <w:r>
         <w:rPr>
-          <w:rFonts w:ascii="Calibri" w:hAnsi="Calibri" w:cs="Calibri"/>
-          <w:spacing w:val="-1"/>
+          <w:rFonts w:ascii="Montserrat" w:hAnsi="Montserrat" w:cs="Calibri"/>
+          <w:spacing w:val="-1"/>
+          <w:sz w:val="24"/>
         </w:rPr>
         <w:t xml:space="preserve">and </w:t>
       </w:r>
       <w:r>
         <w:rPr>
-          <w:rFonts w:ascii="Calibri" w:hAnsi="Calibri" w:cs="Calibri"/>
-          <w:spacing w:val="-1"/>
-        </w:rPr>
-        <w:t xml:space="preserve">out across the warm equatorial seas. The majestic coastal mountains carried on in chains of archipelagoes where the land sank sedately into the water's embrace. Cold arctic air, flowing along the highlands, endlessly combed the tropical winds, bathing the rainforests from which the coast got its name. The forests had adapted a long time ago, blending across climate borders. Dangerous, because you had no way to distinguish where you were along most of the coast and deep into the eastern veldt of the interior. Only far to the east did the tropics become a dominating blanket over ancient slopes. Neither man, nor beast was ever entirely sure of the perimeter of his habitat. </w:t>
-      </w:r>
-      <w:r>
-        <w:rPr>
-          <w:rFonts w:ascii="Calibri" w:hAnsi="Calibri" w:cs="Calibri"/>
-          <w:spacing w:val="-1"/>
+          <w:rFonts w:ascii="Montserrat" w:hAnsi="Montserrat" w:cs="Calibri"/>
+          <w:spacing w:val="-1"/>
+          <w:sz w:val="24"/>
+        </w:rPr>
+        <w:t>out across the warm equatorial seas. The majestic coastal mountains carried on in chains of archipelagoes where the land sank sedately into the water's embrace. Cold arctic air, flowing along the highlands, endlessly combed the tropical winds, bathing the rainforests from which the coast got its name. The forests had adapted a long time ago, blending across climate borders. Dangerous, because you had no way to distinguish where you were along most of the coast and deep into the eastern veldt of the inte</w:t>
+      </w:r>
+      <w:r>
+        <w:rPr>
+          <w:rFonts w:ascii="Montserrat" w:hAnsi="Montserrat" w:cs="Calibri"/>
+          <w:spacing w:val="-1"/>
+          <w:sz w:val="24"/>
+        </w:rPr>
+        <w:t xml:space="preserve">rior. Only far to the east did the tropics become a dominating blanket over ancient slopes. Neither man, nor beast was ever entirely sure of the perimeter of his habitat. </w:t>
+      </w:r>
+      <w:r>
+        <w:rPr>
+          <w:rFonts w:ascii="Montserrat" w:hAnsi="Montserrat" w:cs="Calibri"/>
+          <w:spacing w:val="-1"/>
+          <w:sz w:val="24"/>
         </w:rPr>
         <w:t>So,</w:t>
       </w:r>
       <w:r>
         <w:rPr>
-          <w:rFonts w:ascii="Calibri" w:hAnsi="Calibri" w:cs="Calibri"/>
-          <w:spacing w:val="-1"/>
+          <w:rFonts w:ascii="Montserrat" w:hAnsi="Montserrat" w:cs="Calibri"/>
+          <w:spacing w:val="-1"/>
+          <w:sz w:val="24"/>
         </w:rPr>
         <w:t xml:space="preserve"> when a traveler along the Northern Route suddenly found herself sharing the highway with a tiger, it was not all that surprising. The unfortunate traveler simply hoped to be alert enough to spot the tiger emerging from the tall ferns bordering the route far enough ahead to avoid it. </w:t>
       </w:r>
@@ -712,14 +746,16 @@
         <w:suppressAutoHyphens/>
         <w:jc w:val="both"/>
         <w:rPr>
-          <w:rFonts w:ascii="Calibri" w:hAnsi="Calibri" w:cs="Calibri"/>
-          <w:spacing w:val="-1"/>
+          <w:rFonts w:ascii="Montserrat" w:hAnsi="Montserrat" w:cs="Calibri"/>
+          <w:spacing w:val="-1"/>
+          <w:sz w:val="24"/>
         </w:rPr>
       </w:pPr>
       <w:r>
         <w:rPr>
-          <w:rFonts w:ascii="Calibri" w:hAnsi="Calibri" w:cs="Calibri"/>
-          <w:spacing w:val="-1"/>
+          <w:rFonts w:ascii="Montserrat" w:hAnsi="Montserrat" w:cs="Calibri"/>
+          <w:spacing w:val="-1"/>
+          <w:sz w:val="24"/>
         </w:rPr>
         <w:tab/>
         <w:t>Fortunately, that was not one of those things I have ever had to worry about.</w:t>
@@ -730,102 +766,98 @@
         <w:suppressAutoHyphens/>
         <w:jc w:val="both"/>
         <w:rPr>
-          <w:rFonts w:ascii="Calibri" w:hAnsi="Calibri" w:cs="Calibri"/>
-          <w:spacing w:val="-1"/>
+          <w:rFonts w:ascii="Montserrat" w:hAnsi="Montserrat" w:cs="Calibri"/>
+          <w:spacing w:val="-1"/>
+          <w:sz w:val="24"/>
         </w:rPr>
       </w:pPr>
       <w:r>
         <w:rPr>
-          <w:rFonts w:ascii="Calibri" w:hAnsi="Calibri" w:cs="Calibri"/>
-          <w:spacing w:val="-1"/>
+          <w:rFonts w:ascii="Montserrat" w:hAnsi="Montserrat" w:cs="Calibri"/>
+          <w:spacing w:val="-1"/>
+          <w:sz w:val="24"/>
         </w:rPr>
         <w:tab/>
         <w:t xml:space="preserve">My people have an understanding with tigers. We have an arrangement. I once believed it to be </w:t>
       </w:r>
       <w:r>
         <w:rPr>
-          <w:rFonts w:ascii="Calibri" w:hAnsi="Calibri" w:cs="Calibri"/>
+          <w:rFonts w:ascii="Montserrat" w:hAnsi="Montserrat" w:cs="Calibri"/>
           <w:i/>
           <w:spacing w:val="-1"/>
+          <w:sz w:val="24"/>
         </w:rPr>
         <w:t>the</w:t>
       </w:r>
       <w:r>
         <w:rPr>
-          <w:rFonts w:ascii="Calibri" w:hAnsi="Calibri" w:cs="Calibri"/>
-          <w:spacing w:val="-1"/>
-        </w:rPr>
-        <w:t xml:space="preserve"> secret, the heart of the lie I knew even then I was living. </w:t>
-      </w:r>
-      <w:proofErr w:type="gramStart"/>
-      <w:r>
-        <w:rPr>
-          <w:rFonts w:ascii="Calibri" w:hAnsi="Calibri" w:cs="Calibri"/>
-          <w:spacing w:val="-1"/>
-        </w:rPr>
-        <w:t>With what had happened to me</w:t>
-      </w:r>
-      <w:r>
-        <w:rPr>
-          <w:rFonts w:ascii="Calibri" w:hAnsi="Calibri" w:cs="Calibri"/>
-          <w:spacing w:val="-1"/>
+          <w:rFonts w:ascii="Montserrat" w:hAnsi="Montserrat" w:cs="Calibri"/>
+          <w:spacing w:val="-1"/>
+          <w:sz w:val="24"/>
+        </w:rPr>
+        <w:t xml:space="preserve"> secret, the heart of the lie I knew even then I was living. With what had happened to me</w:t>
+      </w:r>
+      <w:r>
+        <w:rPr>
+          <w:rFonts w:ascii="Montserrat" w:hAnsi="Montserrat" w:cs="Calibri"/>
+          <w:spacing w:val="-1"/>
+          <w:sz w:val="24"/>
         </w:rPr>
         <w:t>—</w:t>
       </w:r>
       <w:r>
         <w:rPr>
-          <w:rFonts w:ascii="Calibri" w:hAnsi="Calibri" w:cs="Calibri"/>
-          <w:spacing w:val="-1"/>
-        </w:rPr>
-        <w:t>the</w:t>
-      </w:r>
-      <w:proofErr w:type="gramEnd"/>
-      <w:r>
-        <w:rPr>
-          <w:rFonts w:ascii="Calibri" w:hAnsi="Calibri" w:cs="Calibri"/>
-          <w:spacing w:val="-1"/>
-        </w:rPr>
-        <w:t xml:space="preserve"> reason I was on the road by myself</w:t>
-      </w:r>
-      <w:r>
-        <w:rPr>
-          <w:rFonts w:ascii="Calibri" w:hAnsi="Calibri" w:cs="Calibri"/>
-          <w:spacing w:val="-1"/>
+          <w:rFonts w:ascii="Montserrat" w:hAnsi="Montserrat" w:cs="Calibri"/>
+          <w:spacing w:val="-1"/>
+          <w:sz w:val="24"/>
+        </w:rPr>
+        <w:t>the reason I was on the road by myself</w:t>
+      </w:r>
+      <w:r>
+        <w:rPr>
+          <w:rFonts w:ascii="Montserrat" w:hAnsi="Montserrat" w:cs="Calibri"/>
+          <w:spacing w:val="-1"/>
+          <w:sz w:val="24"/>
         </w:rPr>
         <w:t>—</w:t>
       </w:r>
       <w:r>
         <w:rPr>
-          <w:rFonts w:ascii="Calibri" w:hAnsi="Calibri" w:cs="Calibri"/>
-          <w:spacing w:val="-1"/>
+          <w:rFonts w:ascii="Montserrat" w:hAnsi="Montserrat" w:cs="Calibri"/>
+          <w:spacing w:val="-1"/>
+          <w:sz w:val="24"/>
         </w:rPr>
         <w:t xml:space="preserve">seemed so unfair that for a moment I was tempted to drop it all there on the road and go with the tiger who met me there </w:t>
       </w:r>
       <w:r>
         <w:rPr>
-          <w:rFonts w:ascii="Calibri" w:hAnsi="Calibri" w:cs="Calibri"/>
-          <w:spacing w:val="-1"/>
+          <w:rFonts w:ascii="Montserrat" w:hAnsi="Montserrat" w:cs="Calibri"/>
+          <w:spacing w:val="-1"/>
+          <w:sz w:val="24"/>
         </w:rPr>
         <w:t>on the</w:t>
       </w:r>
       <w:r>
         <w:rPr>
-          <w:rFonts w:ascii="Calibri" w:hAnsi="Calibri" w:cs="Calibri"/>
-          <w:spacing w:val="-1"/>
+          <w:rFonts w:ascii="Montserrat" w:hAnsi="Montserrat" w:cs="Calibri"/>
+          <w:spacing w:val="-1"/>
+          <w:sz w:val="24"/>
         </w:rPr>
         <w:t xml:space="preserve"> road. At times I wish I had. Unfortunately, my curiosity held me in a firm </w:t>
       </w:r>
       <w:r>
         <w:rPr>
-          <w:rFonts w:ascii="Calibri" w:hAnsi="Calibri" w:cs="Calibri"/>
-          <w:spacing w:val="-1"/>
+          <w:rFonts w:ascii="Montserrat" w:hAnsi="Montserrat" w:cs="Calibri"/>
+          <w:spacing w:val="-1"/>
+          <w:sz w:val="24"/>
         </w:rPr>
         <w:t>grip,</w:t>
       </w:r>
       <w:r>
         <w:rPr>
-          <w:rFonts w:ascii="Calibri" w:hAnsi="Calibri" w:cs="Calibri"/>
-          <w:spacing w:val="-1"/>
+          <w:rFonts w:ascii="Montserrat" w:hAnsi="Montserrat" w:cs="Calibri"/>
+          <w:spacing w:val="-1"/>
+          <w:sz w:val="24"/>
         </w:rPr>
         <w:t xml:space="preserve"> and I couldn’t argue with it. I remember clearly just stopping. </w:t>
       </w:r>
@@ -835,14 +867,16 @@
         <w:suppressAutoHyphens/>
         <w:jc w:val="both"/>
         <w:rPr>
-          <w:rFonts w:ascii="Calibri" w:hAnsi="Calibri" w:cs="Calibri"/>
-          <w:spacing w:val="-1"/>
+          <w:rFonts w:ascii="Montserrat" w:hAnsi="Montserrat" w:cs="Calibri"/>
+          <w:spacing w:val="-1"/>
+          <w:sz w:val="24"/>
         </w:rPr>
       </w:pPr>
       <w:r>
         <w:rPr>
-          <w:rFonts w:ascii="Calibri" w:hAnsi="Calibri" w:cs="Calibri"/>
-          <w:spacing w:val="-1"/>
+          <w:rFonts w:ascii="Montserrat" w:hAnsi="Montserrat" w:cs="Calibri"/>
+          <w:spacing w:val="-1"/>
+          <w:sz w:val="24"/>
         </w:rPr>
         <w:tab/>
         <w:t xml:space="preserve">The tiger stared at me. I stared at the tiger. </w:t>
@@ -853,318 +887,193 @@
         <w:suppressAutoHyphens/>
         <w:jc w:val="both"/>
         <w:rPr>
-          <w:rFonts w:ascii="Calibri" w:hAnsi="Calibri" w:cs="Calibri"/>
-          <w:spacing w:val="-1"/>
+          <w:rFonts w:ascii="Montserrat" w:hAnsi="Montserrat" w:cs="Calibri"/>
+          <w:spacing w:val="-1"/>
+          <w:sz w:val="24"/>
         </w:rPr>
       </w:pPr>
       <w:r>
         <w:rPr>
-          <w:rFonts w:ascii="Calibri" w:hAnsi="Calibri" w:cs="Calibri"/>
-          <w:spacing w:val="-1"/>
+          <w:rFonts w:ascii="Montserrat" w:hAnsi="Montserrat" w:cs="Calibri"/>
+          <w:spacing w:val="-1"/>
+          <w:sz w:val="24"/>
         </w:rPr>
         <w:tab/>
+      </w:r>
+      <w:r>
+        <w:rPr>
+          <w:rFonts w:ascii="Montserrat" w:hAnsi="Montserrat" w:cs="Calibri"/>
+          <w:spacing w:val="-1"/>
+          <w:sz w:val="24"/>
+        </w:rPr>
         <w:t xml:space="preserve">I realized that I hadn’t consciously thought since I started walking. I had traveled on anger this far. I remember this moment so well because it was the moment I realized I had a choice. I could walk away. It would be that easy. The moment I realized that I knew that I didn’t want to. It finally </w:t>
       </w:r>
       <w:r>
         <w:rPr>
-          <w:rFonts w:ascii="Calibri" w:hAnsi="Calibri" w:cs="Calibri"/>
-          <w:spacing w:val="-1"/>
+          <w:rFonts w:ascii="Montserrat" w:hAnsi="Montserrat" w:cs="Calibri"/>
+          <w:spacing w:val="-1"/>
+          <w:sz w:val="24"/>
         </w:rPr>
         <w:t>occurred</w:t>
       </w:r>
       <w:r>
         <w:rPr>
-          <w:rFonts w:ascii="Calibri" w:hAnsi="Calibri" w:cs="Calibri"/>
-          <w:spacing w:val="-1"/>
+          <w:rFonts w:ascii="Montserrat" w:hAnsi="Montserrat" w:cs="Calibri"/>
+          <w:spacing w:val="-1"/>
+          <w:sz w:val="24"/>
         </w:rPr>
         <w:t xml:space="preserve"> to me that this was an opportunity. Of the Great Domains of </w:t>
       </w:r>
-      <w:proofErr w:type="spellStart"/>
-      <w:r>
-        <w:rPr>
-          <w:rFonts w:ascii="Calibri" w:hAnsi="Calibri" w:cs="Calibri"/>
+      <w:r>
+        <w:rPr>
+          <w:rFonts w:ascii="Montserrat" w:hAnsi="Montserrat" w:cs="Calibri"/>
           <w:i/>
           <w:spacing w:val="-1"/>
-        </w:rPr>
-        <w:t>sa·en</w:t>
-      </w:r>
-      <w:proofErr w:type="spellEnd"/>
-      <w:r>
-        <w:rPr>
-          <w:rFonts w:ascii="Calibri" w:hAnsi="Calibri" w:cs="Calibri"/>
+          <w:sz w:val="24"/>
+        </w:rPr>
+        <w:t xml:space="preserve">sa·en Deji·a, </w:t>
+      </w:r>
+      <w:r>
+        <w:rPr>
+          <w:rFonts w:ascii="Montserrat" w:hAnsi="Montserrat" w:cs="Calibri"/>
+          <w:spacing w:val="-1"/>
+          <w:sz w:val="24"/>
+        </w:rPr>
+        <w:t xml:space="preserve">there were only two I had never seen with my own eyes: </w:t>
+      </w:r>
+      <w:r>
+        <w:rPr>
+          <w:rFonts w:ascii="Montserrat" w:hAnsi="Montserrat" w:cs="Calibri"/>
           <w:i/>
           <w:spacing w:val="-1"/>
-        </w:rPr>
-        <w:t xml:space="preserve"> </w:t>
-      </w:r>
-      <w:proofErr w:type="spellStart"/>
-      <w:r>
-        <w:rPr>
-          <w:rFonts w:ascii="Calibri" w:hAnsi="Calibri" w:cs="Calibri"/>
+          <w:sz w:val="24"/>
+        </w:rPr>
+        <w:t xml:space="preserve">xaan ca·o·i ji·un, </w:t>
+      </w:r>
+      <w:r>
+        <w:rPr>
+          <w:rFonts w:ascii="Montserrat" w:hAnsi="Montserrat" w:cs="Calibri"/>
+          <w:spacing w:val="-1"/>
+          <w:sz w:val="24"/>
+        </w:rPr>
+        <w:t xml:space="preserve">the home of my people and </w:t>
+      </w:r>
+      <w:r>
+        <w:rPr>
+          <w:rFonts w:ascii="Montserrat" w:hAnsi="Montserrat" w:cs="Calibri"/>
           <w:i/>
           <w:spacing w:val="-1"/>
-        </w:rPr>
-        <w:t>Deji·a</w:t>
-      </w:r>
-      <w:proofErr w:type="spellEnd"/>
-      <w:r>
-        <w:rPr>
-          <w:rFonts w:ascii="Calibri" w:hAnsi="Calibri" w:cs="Calibri"/>
+          <w:sz w:val="24"/>
+        </w:rPr>
+        <w:t>illu·ae ji·un</w:t>
+      </w:r>
+      <w:r>
+        <w:rPr>
+          <w:rFonts w:ascii="Montserrat" w:hAnsi="Montserrat" w:cs="Calibri"/>
+          <w:spacing w:val="-1"/>
+          <w:sz w:val="24"/>
+        </w:rPr>
+        <w:t>, the jewel in the</w:t>
+      </w:r>
+      <w:r>
+        <w:rPr>
+          <w:rFonts w:ascii="Montserrat" w:hAnsi="Montserrat" w:cs="Calibri"/>
+          <w:spacing w:val="-1"/>
+          <w:sz w:val="24"/>
+        </w:rPr>
+        <w:t xml:space="preserve"> heart of the Given Lands; two unknowns to choose from for my expulsion from all I had known since childhood. Impetuously, I could have made </w:t>
+      </w:r>
+      <w:r>
+        <w:rPr>
+          <w:rFonts w:ascii="Montserrat" w:hAnsi="Montserrat" w:cs="Calibri"/>
           <w:i/>
           <w:spacing w:val="-1"/>
-        </w:rPr>
-        <w:t xml:space="preserve">, </w:t>
-      </w:r>
-      <w:r>
-        <w:rPr>
-          <w:rFonts w:ascii="Calibri" w:hAnsi="Calibri" w:cs="Calibri"/>
-          <w:spacing w:val="-1"/>
-        </w:rPr>
-        <w:t xml:space="preserve">there were only two I had never seen with my own eyes: </w:t>
-      </w:r>
-      <w:proofErr w:type="spellStart"/>
-      <w:r>
-        <w:rPr>
-          <w:rFonts w:ascii="Calibri" w:hAnsi="Calibri" w:cs="Calibri"/>
+          <w:sz w:val="24"/>
+        </w:rPr>
+        <w:t>illu·ae ji·un</w:t>
+      </w:r>
+      <w:r>
+        <w:rPr>
+          <w:rFonts w:ascii="Montserrat" w:hAnsi="Montserrat" w:cs="Calibri"/>
+          <w:spacing w:val="-1"/>
+          <w:sz w:val="24"/>
+        </w:rPr>
+        <w:t xml:space="preserve"> my original goal. Naturally, it was the road to </w:t>
+      </w:r>
+      <w:r>
+        <w:rPr>
+          <w:rFonts w:ascii="Montserrat" w:hAnsi="Montserrat" w:cs="Calibri"/>
           <w:i/>
           <w:spacing w:val="-1"/>
-        </w:rPr>
-        <w:t>xaan</w:t>
-      </w:r>
-      <w:proofErr w:type="spellEnd"/>
-      <w:r>
-        <w:rPr>
-          <w:rFonts w:ascii="Calibri" w:hAnsi="Calibri" w:cs="Calibri"/>
+          <w:sz w:val="24"/>
+        </w:rPr>
+        <w:t>xaan ca·o·i ji·un</w:t>
+      </w:r>
+      <w:r>
+        <w:rPr>
+          <w:rFonts w:ascii="Montserrat" w:hAnsi="Montserrat" w:cs="Calibri"/>
+          <w:spacing w:val="-1"/>
+          <w:sz w:val="24"/>
+        </w:rPr>
+        <w:t xml:space="preserve"> upon which I traveled. I could deny my mother nothing and </w:t>
+      </w:r>
+      <w:r>
+        <w:rPr>
+          <w:rFonts w:ascii="Montserrat" w:hAnsi="Montserrat" w:cs="Calibri"/>
           <w:i/>
           <w:spacing w:val="-1"/>
-        </w:rPr>
-        <w:t xml:space="preserve"> </w:t>
-      </w:r>
-      <w:proofErr w:type="spellStart"/>
-      <w:r>
-        <w:rPr>
-          <w:rFonts w:ascii="Calibri" w:hAnsi="Calibri" w:cs="Calibri"/>
+          <w:sz w:val="24"/>
+        </w:rPr>
+        <w:t xml:space="preserve">home </w:t>
+      </w:r>
+      <w:r>
+        <w:rPr>
+          <w:rFonts w:ascii="Montserrat" w:hAnsi="Montserrat" w:cs="Calibri"/>
+          <w:spacing w:val="-1"/>
+          <w:sz w:val="24"/>
+        </w:rPr>
+        <w:t>was the one place she could not go. Anen</w:t>
+      </w:r>
+      <w:r>
+        <w:rPr>
+          <w:rFonts w:ascii="Montserrat" w:hAnsi="Montserrat" w:cs="Calibri"/>
           <w:i/>
           <w:spacing w:val="-1"/>
-        </w:rPr>
-        <w:t>ca·o·i</w:t>
-      </w:r>
-      <w:proofErr w:type="spellEnd"/>
-      <w:r>
-        <w:rPr>
-          <w:rFonts w:ascii="Calibri" w:hAnsi="Calibri" w:cs="Calibri"/>
+          <w:sz w:val="24"/>
+        </w:rPr>
+        <w:t>·</w:t>
+      </w:r>
+      <w:r>
+        <w:rPr>
+          <w:rFonts w:ascii="Montserrat" w:hAnsi="Montserrat" w:cs="Calibri"/>
           <w:i/>
           <w:spacing w:val="-1"/>
-        </w:rPr>
-        <w:t xml:space="preserve"> </w:t>
-      </w:r>
-      <w:proofErr w:type="spellStart"/>
-      <w:r>
-        <w:rPr>
-          <w:rFonts w:ascii="Calibri" w:hAnsi="Calibri" w:cs="Calibri"/>
+          <w:sz w:val="24"/>
+        </w:rPr>
+        <w:t>nu</w:t>
+      </w:r>
+      <w:r>
+        <w:rPr>
+          <w:rFonts w:ascii="Montserrat" w:hAnsi="Montserrat" w:cs="Calibri"/>
+          <w:spacing w:val="-1"/>
+          <w:sz w:val="24"/>
+        </w:rPr>
+        <w:t xml:space="preserve"> bid me go to her House and learn from her family how the </w:t>
+      </w:r>
+      <w:r>
+        <w:rPr>
+          <w:rFonts w:ascii="Montserrat" w:hAnsi="Montserrat" w:cs="Calibri"/>
           <w:i/>
           <w:spacing w:val="-1"/>
-        </w:rPr>
-        <w:t>ji·un</w:t>
-      </w:r>
-      <w:proofErr w:type="spellEnd"/>
-      <w:r>
-        <w:rPr>
-          <w:rFonts w:ascii="Calibri" w:hAnsi="Calibri" w:cs="Calibri"/>
-          <w:i/>
-          <w:spacing w:val="-1"/>
-        </w:rPr>
-        <w:t xml:space="preserve">, </w:t>
-      </w:r>
-      <w:r>
-        <w:rPr>
-          <w:rFonts w:ascii="Calibri" w:hAnsi="Calibri" w:cs="Calibri"/>
-          <w:spacing w:val="-1"/>
-        </w:rPr>
-        <w:t xml:space="preserve">the home of my people and </w:t>
-      </w:r>
-      <w:proofErr w:type="spellStart"/>
-      <w:r>
-        <w:rPr>
-          <w:rFonts w:ascii="Calibri" w:hAnsi="Calibri" w:cs="Calibri"/>
-          <w:i/>
-          <w:spacing w:val="-1"/>
-        </w:rPr>
-        <w:t>illu·ae</w:t>
-      </w:r>
-      <w:proofErr w:type="spellEnd"/>
-      <w:r>
-        <w:rPr>
-          <w:rFonts w:ascii="Calibri" w:hAnsi="Calibri" w:cs="Calibri"/>
-          <w:i/>
-          <w:spacing w:val="-1"/>
-        </w:rPr>
-        <w:t xml:space="preserve"> </w:t>
-      </w:r>
-      <w:proofErr w:type="spellStart"/>
-      <w:r>
-        <w:rPr>
-          <w:rFonts w:ascii="Calibri" w:hAnsi="Calibri" w:cs="Calibri"/>
-          <w:i/>
-          <w:spacing w:val="-1"/>
-        </w:rPr>
-        <w:t>ji·un</w:t>
-      </w:r>
-      <w:proofErr w:type="spellEnd"/>
-      <w:r>
-        <w:rPr>
-          <w:rFonts w:ascii="Calibri" w:hAnsi="Calibri" w:cs="Calibri"/>
-          <w:spacing w:val="-1"/>
-        </w:rPr>
-        <w:t xml:space="preserve">, the jewel in the heart of the Given Lands; two unknowns to choose from for my expulsion from all I had known since childhood. Impetuously, I could have made </w:t>
-      </w:r>
-      <w:proofErr w:type="spellStart"/>
-      <w:r>
-        <w:rPr>
-          <w:rFonts w:ascii="Calibri" w:hAnsi="Calibri" w:cs="Calibri"/>
-          <w:i/>
-          <w:spacing w:val="-1"/>
-        </w:rPr>
-        <w:t>illu·ae</w:t>
-      </w:r>
-      <w:proofErr w:type="spellEnd"/>
-      <w:r>
-        <w:rPr>
-          <w:rFonts w:ascii="Calibri" w:hAnsi="Calibri" w:cs="Calibri"/>
-          <w:i/>
-          <w:spacing w:val="-1"/>
-        </w:rPr>
-        <w:t xml:space="preserve"> </w:t>
-      </w:r>
-      <w:proofErr w:type="spellStart"/>
-      <w:r>
-        <w:rPr>
-          <w:rFonts w:ascii="Calibri" w:hAnsi="Calibri" w:cs="Calibri"/>
-          <w:i/>
-          <w:spacing w:val="-1"/>
-        </w:rPr>
-        <w:t>ji·un</w:t>
-      </w:r>
-      <w:proofErr w:type="spellEnd"/>
-      <w:r>
-        <w:rPr>
-          <w:rFonts w:ascii="Calibri" w:hAnsi="Calibri" w:cs="Calibri"/>
-          <w:spacing w:val="-1"/>
-        </w:rPr>
-        <w:t xml:space="preserve"> my original goal. Naturally, it was the road to </w:t>
-      </w:r>
-      <w:proofErr w:type="spellStart"/>
-      <w:r>
-        <w:rPr>
-          <w:rFonts w:ascii="Calibri" w:hAnsi="Calibri" w:cs="Calibri"/>
-          <w:i/>
-          <w:spacing w:val="-1"/>
-        </w:rPr>
-        <w:t>xaan</w:t>
-      </w:r>
-      <w:proofErr w:type="spellEnd"/>
-      <w:r>
-        <w:rPr>
-          <w:rFonts w:ascii="Calibri" w:hAnsi="Calibri" w:cs="Calibri"/>
-          <w:i/>
-          <w:spacing w:val="-1"/>
-        </w:rPr>
-        <w:t xml:space="preserve"> </w:t>
-      </w:r>
-      <w:proofErr w:type="spellStart"/>
-      <w:r>
-        <w:rPr>
-          <w:rFonts w:ascii="Calibri" w:hAnsi="Calibri" w:cs="Calibri"/>
-          <w:i/>
-          <w:spacing w:val="-1"/>
-        </w:rPr>
-        <w:t>ca·o·i</w:t>
-      </w:r>
-      <w:proofErr w:type="spellEnd"/>
-      <w:r>
-        <w:rPr>
-          <w:rFonts w:ascii="Calibri" w:hAnsi="Calibri" w:cs="Calibri"/>
-          <w:i/>
-          <w:spacing w:val="-1"/>
-        </w:rPr>
-        <w:t xml:space="preserve"> </w:t>
-      </w:r>
-      <w:proofErr w:type="spellStart"/>
-      <w:r>
-        <w:rPr>
-          <w:rFonts w:ascii="Calibri" w:hAnsi="Calibri" w:cs="Calibri"/>
-          <w:i/>
-          <w:spacing w:val="-1"/>
-        </w:rPr>
-        <w:t>ji·un</w:t>
-      </w:r>
-      <w:proofErr w:type="spellEnd"/>
-      <w:r>
-        <w:rPr>
-          <w:rFonts w:ascii="Calibri" w:hAnsi="Calibri" w:cs="Calibri"/>
-          <w:spacing w:val="-1"/>
-        </w:rPr>
-        <w:t xml:space="preserve"> upon which I traveled. I could deny my mother nothing and </w:t>
-      </w:r>
-      <w:r>
-        <w:rPr>
-          <w:rFonts w:ascii="Calibri" w:hAnsi="Calibri" w:cs="Calibri"/>
-          <w:i/>
-          <w:spacing w:val="-1"/>
-        </w:rPr>
-        <w:t xml:space="preserve">home </w:t>
-      </w:r>
-      <w:r>
-        <w:rPr>
-          <w:rFonts w:ascii="Calibri" w:hAnsi="Calibri" w:cs="Calibri"/>
-          <w:spacing w:val="-1"/>
-        </w:rPr>
-        <w:t xml:space="preserve">was the one place she could not go. </w:t>
-      </w:r>
-      <w:proofErr w:type="spellStart"/>
-      <w:r>
-        <w:rPr>
-          <w:rFonts w:ascii="Calibri" w:hAnsi="Calibri" w:cs="Calibri"/>
-          <w:spacing w:val="-1"/>
-        </w:rPr>
-        <w:t>Anen</w:t>
-      </w:r>
-      <w:r>
-        <w:rPr>
-          <w:rFonts w:ascii="Calibri" w:hAnsi="Calibri" w:cs="Calibri"/>
-          <w:i/>
-          <w:spacing w:val="-1"/>
-        </w:rPr>
-        <w:t>·</w:t>
-      </w:r>
-      <w:r>
-        <w:rPr>
-          <w:rFonts w:ascii="Calibri" w:hAnsi="Calibri" w:cs="Calibri"/>
-          <w:i/>
-          <w:spacing w:val="-1"/>
-        </w:rPr>
-        <w:t>nu</w:t>
-      </w:r>
-      <w:proofErr w:type="spellEnd"/>
-      <w:r>
-        <w:rPr>
-          <w:rFonts w:ascii="Calibri" w:hAnsi="Calibri" w:cs="Calibri"/>
-          <w:spacing w:val="-1"/>
-        </w:rPr>
-        <w:t xml:space="preserve"> bid me go to her House and learn from her family how the </w:t>
-      </w:r>
-      <w:r>
-        <w:rPr>
-          <w:rFonts w:ascii="Calibri" w:hAnsi="Calibri" w:cs="Calibri"/>
-          <w:i/>
-          <w:spacing w:val="-1"/>
+          <w:sz w:val="24"/>
         </w:rPr>
         <w:t>people</w:t>
       </w:r>
       <w:r>
         <w:rPr>
-          <w:rFonts w:ascii="Calibri" w:hAnsi="Calibri" w:cs="Calibri"/>
-          <w:spacing w:val="-1"/>
+          <w:rFonts w:ascii="Montserrat" w:hAnsi="Montserrat" w:cs="Calibri"/>
+          <w:spacing w:val="-1"/>
+          <w:sz w:val="24"/>
         </w:rPr>
         <w:t xml:space="preserve"> live among men. I can't describe the effect this discovery had on me. </w:t>
       </w:r>
@@ -1174,14 +1083,16 @@
         <w:suppressAutoHyphens/>
         <w:jc w:val="both"/>
         <w:rPr>
-          <w:rFonts w:ascii="Calibri" w:hAnsi="Calibri" w:cs="Calibri"/>
-          <w:spacing w:val="-1"/>
+          <w:rFonts w:ascii="Montserrat" w:hAnsi="Montserrat" w:cs="Calibri"/>
+          <w:spacing w:val="-1"/>
+          <w:sz w:val="24"/>
         </w:rPr>
       </w:pPr>
       <w:r>
         <w:rPr>
-          <w:rFonts w:ascii="Calibri" w:hAnsi="Calibri" w:cs="Calibri"/>
-          <w:spacing w:val="-1"/>
+          <w:rFonts w:ascii="Montserrat" w:hAnsi="Montserrat" w:cs="Calibri"/>
+          <w:spacing w:val="-1"/>
+          <w:sz w:val="24"/>
         </w:rPr>
         <w:tab/>
         <w:t>In... forever</w:t>
@@ -1189,49 +1100,37 @@
       <w:bookmarkStart w:id="0" w:name="_Hlk213674473"/>
       <w:r>
         <w:rPr>
-          <w:rFonts w:ascii="Calibri" w:hAnsi="Calibri" w:cs="Calibri"/>
-          <w:spacing w:val="-1"/>
+          <w:rFonts w:ascii="Montserrat" w:hAnsi="Montserrat" w:cs="Calibri"/>
+          <w:spacing w:val="-1"/>
+          <w:sz w:val="24"/>
         </w:rPr>
         <w:t>—</w:t>
       </w:r>
       <w:bookmarkEnd w:id="0"/>
       <w:r>
         <w:rPr>
-          <w:rFonts w:ascii="Calibri" w:hAnsi="Calibri" w:cs="Calibri"/>
-          <w:spacing w:val="-1"/>
+          <w:rFonts w:ascii="Montserrat" w:hAnsi="Montserrat" w:cs="Calibri"/>
+          <w:spacing w:val="-1"/>
+          <w:sz w:val="24"/>
         </w:rPr>
         <w:t xml:space="preserve">which is the normal span of time occupied by childhood—I had known nothing of my people and understood nothing of the concept of </w:t>
       </w:r>
       <w:r>
         <w:rPr>
-          <w:rFonts w:ascii="Calibri" w:hAnsi="Calibri" w:cs="Calibri"/>
+          <w:rFonts w:ascii="Montserrat" w:hAnsi="Montserrat" w:cs="Calibri"/>
           <w:i/>
           <w:spacing w:val="-1"/>
+          <w:sz w:val="24"/>
         </w:rPr>
         <w:t xml:space="preserve">home. </w:t>
       </w:r>
       <w:r>
         <w:rPr>
-          <w:rFonts w:ascii="Calibri" w:hAnsi="Calibri" w:cs="Calibri"/>
-          <w:spacing w:val="-1"/>
-        </w:rPr>
-        <w:t xml:space="preserve">In an hour my race went from thirteen members all directly related by blood, to a nation. The idea that a creature like me </w:t>
-      </w:r>
-      <w:proofErr w:type="gramStart"/>
-      <w:r>
-        <w:rPr>
-          <w:rFonts w:ascii="Calibri" w:hAnsi="Calibri" w:cs="Calibri"/>
-          <w:spacing w:val="-1"/>
-        </w:rPr>
-        <w:t>actually had</w:t>
-      </w:r>
-      <w:proofErr w:type="gramEnd"/>
-      <w:r>
-        <w:rPr>
-          <w:rFonts w:ascii="Calibri" w:hAnsi="Calibri" w:cs="Calibri"/>
-          <w:spacing w:val="-1"/>
-        </w:rPr>
-        <w:t xml:space="preserve"> a place in the world ended sixteen years of coercive imprisonment.</w:t>
+          <w:rFonts w:ascii="Montserrat" w:hAnsi="Montserrat" w:cs="Calibri"/>
+          <w:spacing w:val="-1"/>
+          <w:sz w:val="24"/>
+        </w:rPr>
+        <w:t>In an hour my race went from thirteen members all directly related by blood, to a nation. The idea that a creature like me actually had a place in the world ended sixteen years of coercive imprisonment.</w:t>
       </w:r>
     </w:p>
     <w:p>
@@ -1239,77 +1138,51 @@
         <w:suppressAutoHyphens/>
         <w:jc w:val="both"/>
         <w:rPr>
-          <w:rFonts w:ascii="Calibri" w:hAnsi="Calibri" w:cs="Calibri"/>
-          <w:spacing w:val="-1"/>
+          <w:rFonts w:ascii="Montserrat" w:hAnsi="Montserrat" w:cs="Calibri"/>
+          <w:spacing w:val="-1"/>
+          <w:sz w:val="24"/>
         </w:rPr>
       </w:pPr>
       <w:r>
         <w:rPr>
-          <w:rFonts w:ascii="Calibri" w:hAnsi="Calibri" w:cs="Calibri"/>
-          <w:spacing w:val="-1"/>
+          <w:rFonts w:ascii="Montserrat" w:hAnsi="Montserrat" w:cs="Calibri"/>
+          <w:spacing w:val="-1"/>
+          <w:sz w:val="24"/>
         </w:rPr>
         <w:tab/>
         <w:t xml:space="preserve">The realization was a bitter sting. I wasn’t given time to think about it. I was out. It was over. What was happening at that moment was enough of a shock to deal with. I quit that life without dwelling on it. As I began my pilgrimage, I </w:t>
       </w:r>
       <w:r>
         <w:rPr>
-          <w:rFonts w:ascii="Calibri" w:hAnsi="Calibri" w:cs="Calibri"/>
-          <w:spacing w:val="-1"/>
+          <w:rFonts w:ascii="Montserrat" w:hAnsi="Montserrat" w:cs="Calibri"/>
+          <w:spacing w:val="-1"/>
+          <w:sz w:val="24"/>
         </w:rPr>
         <w:t>chose</w:t>
       </w:r>
       <w:r>
         <w:rPr>
-          <w:rFonts w:ascii="Calibri" w:hAnsi="Calibri" w:cs="Calibri"/>
-          <w:spacing w:val="-1"/>
-        </w:rPr>
-        <w:t xml:space="preserve"> several times not to </w:t>
-      </w:r>
-      <w:proofErr w:type="gramStart"/>
-      <w:r>
-        <w:rPr>
-          <w:rFonts w:ascii="Calibri" w:hAnsi="Calibri" w:cs="Calibri"/>
-          <w:spacing w:val="-1"/>
-        </w:rPr>
-        <w:t>pry</w:t>
-      </w:r>
-      <w:proofErr w:type="gramEnd"/>
-      <w:r>
-        <w:rPr>
-          <w:rFonts w:ascii="Calibri" w:hAnsi="Calibri" w:cs="Calibri"/>
-          <w:spacing w:val="-1"/>
-        </w:rPr>
-        <w:t xml:space="preserve"> at that thought. When the urge hit me hard I contemplated my mother instead. The less threatening revelation made as she rushed me out of the nest. She had faced this too and she had survived. She had given up her home, her House. To </w:t>
-      </w:r>
-      <w:proofErr w:type="gramStart"/>
-      <w:r>
-        <w:rPr>
-          <w:rFonts w:ascii="Calibri" w:hAnsi="Calibri" w:cs="Calibri"/>
-          <w:spacing w:val="-1"/>
-        </w:rPr>
-        <w:t>salve</w:t>
-      </w:r>
-      <w:proofErr w:type="gramEnd"/>
-      <w:r>
-        <w:rPr>
-          <w:rFonts w:ascii="Calibri" w:hAnsi="Calibri" w:cs="Calibri"/>
-          <w:spacing w:val="-1"/>
-        </w:rPr>
-        <w:t xml:space="preserve"> my loss, she gave me everything she had known and loved that had been stripped away from her, as all I had was being stripped away from me. The beginning of my exile was, in a way, an end to hers.</w:t>
+          <w:rFonts w:ascii="Montserrat" w:hAnsi="Montserrat" w:cs="Calibri"/>
+          <w:spacing w:val="-1"/>
+          <w:sz w:val="24"/>
+        </w:rPr>
+        <w:t xml:space="preserve"> several times not to pry at that thought. When the urge hit me hard I contemplated my mother instead. The less threatening revelation made as she rushed me out of the nest. She had faced this too and she had survived. She had given up her home, her House. To salve my loss, she gave me everything she had known and loved that had been stripped away from her, as all I had was being stripped away from me. The beginning of my exile was, in a way, an end to hers.</w:t>
       </w:r>
     </w:p>
     <w:p>
       <w:pPr>
         <w:spacing w:after="0" w:line="240" w:lineRule="auto"/>
         <w:rPr>
-          <w:rFonts w:ascii="Calibri" w:hAnsi="Calibri" w:cs="Calibri"/>
-          <w:spacing w:val="-1"/>
+          <w:rFonts w:ascii="Montserrat" w:hAnsi="Montserrat" w:cs="Calibri"/>
+          <w:spacing w:val="-1"/>
+          <w:sz w:val="24"/>
         </w:rPr>
       </w:pPr>
       <w:r>
         <w:rPr>
-          <w:rFonts w:ascii="Calibri" w:hAnsi="Calibri" w:cs="Calibri"/>
-          <w:spacing w:val="-1"/>
+          <w:rFonts w:ascii="Montserrat" w:hAnsi="Montserrat" w:cs="Calibri"/>
+          <w:spacing w:val="-1"/>
+          <w:sz w:val="24"/>
         </w:rPr>
         <w:br w:type="page"/>
       </w:r>
@@ -1319,14 +1192,16 @@
         <w:suppressAutoHyphens/>
         <w:jc w:val="both"/>
         <w:rPr>
-          <w:rFonts w:ascii="Calibri" w:hAnsi="Calibri" w:cs="Calibri"/>
-          <w:spacing w:val="-1"/>
+          <w:rFonts w:ascii="Montserrat" w:hAnsi="Montserrat" w:cs="Calibri"/>
+          <w:spacing w:val="-1"/>
+          <w:sz w:val="24"/>
         </w:rPr>
       </w:pPr>
       <w:r>
         <w:rPr>
-          <w:rFonts w:ascii="Calibri" w:hAnsi="Calibri" w:cs="Calibri"/>
+          <w:rFonts w:ascii="Montserrat" w:hAnsi="Montserrat" w:cs="Calibri"/>
           <w:spacing w:val="-2"/>
+          <w:sz w:val="24"/>
         </w:rPr>
         <w:t>05 29 1996 :: 06:05</w:t>
       </w:r>
@@ -1339,8 +1214,9 @@
         <w:suppressAutoHyphens/>
         <w:jc w:val="both"/>
         <w:rPr>
-          <w:rFonts w:ascii="Calibri" w:hAnsi="Calibri" w:cs="Calibri"/>
-          <w:spacing w:val="-1"/>
+          <w:rFonts w:ascii="Montserrat" w:hAnsi="Montserrat" w:cs="Calibri"/>
+          <w:spacing w:val="-1"/>
+          <w:sz w:val="24"/>
         </w:rPr>
       </w:pPr>
     </w:p>
@@ -1349,94 +1225,107 @@
         <w:suppressAutoHyphens/>
         <w:jc w:val="both"/>
         <w:rPr>
-          <w:rFonts w:ascii="Calibri" w:hAnsi="Calibri" w:cs="Calibri"/>
-          <w:spacing w:val="-1"/>
+          <w:rFonts w:ascii="Montserrat" w:hAnsi="Montserrat" w:cs="Calibri"/>
+          <w:spacing w:val="-1"/>
+          <w:sz w:val="24"/>
         </w:rPr>
       </w:pPr>
       <w:r>
         <w:rPr>
-          <w:rFonts w:ascii="Calibri" w:hAnsi="Calibri" w:cs="Calibri"/>
-          <w:spacing w:val="-1"/>
+          <w:rFonts w:ascii="Montserrat" w:hAnsi="Montserrat" w:cs="Calibri"/>
+          <w:spacing w:val="-1"/>
+          <w:sz w:val="24"/>
         </w:rPr>
         <w:t xml:space="preserve">I closed my eyes and pretended that I didn't know what would happen next. I was just too </w:t>
       </w:r>
       <w:r>
         <w:rPr>
-          <w:rFonts w:ascii="Calibri" w:hAnsi="Calibri" w:cs="Calibri"/>
-          <w:spacing w:val="-1"/>
+          <w:rFonts w:ascii="Montserrat" w:hAnsi="Montserrat" w:cs="Calibri"/>
+          <w:spacing w:val="-1"/>
+          <w:sz w:val="24"/>
         </w:rPr>
         <w:t>tired,</w:t>
       </w:r>
       <w:r>
         <w:rPr>
-          <w:rFonts w:ascii="Calibri" w:hAnsi="Calibri" w:cs="Calibri"/>
-          <w:spacing w:val="-1"/>
+          <w:rFonts w:ascii="Montserrat" w:hAnsi="Montserrat" w:cs="Calibri"/>
+          <w:spacing w:val="-1"/>
+          <w:sz w:val="24"/>
         </w:rPr>
         <w:t xml:space="preserve"> and a weight had settled on me like a lover. I wanted to cry because this is how it always started. An inescapable pressure plunged my body into the paths of sleep but cast my mind adrift. Merciful oblivion floated beyond my reach, an impenetrable sea. I twisted, I writhed, but every move only loosened the contours of my private universe. Every sensation became cleaner, sharper. A laser shearing through dissipating smoke as my mind flowed beyond it into the cold abyss. Searing and electric. Endless. </w:t>
       </w:r>
       <w:r>
         <w:rPr>
-          <w:rFonts w:ascii="Calibri" w:hAnsi="Calibri" w:cs="Calibri"/>
+          <w:rFonts w:ascii="Montserrat" w:hAnsi="Montserrat" w:cs="Calibri"/>
           <w:i/>
           <w:spacing w:val="-1"/>
+          <w:sz w:val="24"/>
         </w:rPr>
         <w:t xml:space="preserve">I know this and I know I can't escape this. </w:t>
       </w:r>
       <w:r>
         <w:rPr>
-          <w:rFonts w:ascii="Calibri" w:hAnsi="Calibri" w:cs="Calibri"/>
-          <w:spacing w:val="-1"/>
+          <w:rFonts w:ascii="Montserrat" w:hAnsi="Montserrat" w:cs="Calibri"/>
+          <w:spacing w:val="-1"/>
+          <w:sz w:val="24"/>
         </w:rPr>
         <w:t xml:space="preserve">I tried to scream. Anything. Wake up. But the sound shivered across the threads of my soul—horrifying how it eclipsed the sphere of my mind—and then the brilliant sound exploded in the light of understanding, piercing my inner eye. An instant glimpse of the meaning of my scream; terror, agony, </w:t>
       </w:r>
       <w:r>
         <w:rPr>
-          <w:rFonts w:ascii="Calibri" w:hAnsi="Calibri" w:cs="Calibri"/>
-          <w:spacing w:val="-1"/>
+          <w:rFonts w:ascii="Montserrat" w:hAnsi="Montserrat" w:cs="Calibri"/>
+          <w:spacing w:val="-1"/>
+          <w:sz w:val="24"/>
         </w:rPr>
         <w:t>ecstasy</w:t>
       </w:r>
       <w:r>
         <w:rPr>
-          <w:rFonts w:ascii="Calibri" w:hAnsi="Calibri" w:cs="Calibri"/>
-          <w:spacing w:val="-1"/>
+          <w:rFonts w:ascii="Montserrat" w:hAnsi="Montserrat" w:cs="Calibri"/>
+          <w:spacing w:val="-1"/>
+          <w:sz w:val="24"/>
         </w:rPr>
         <w:t>—</w:t>
       </w:r>
       <w:r>
         <w:rPr>
-          <w:rFonts w:ascii="Calibri" w:hAnsi="Calibri" w:cs="Calibri"/>
+          <w:rFonts w:ascii="Montserrat" w:hAnsi="Montserrat" w:cs="Calibri"/>
           <w:i/>
           <w:spacing w:val="-1"/>
+          <w:sz w:val="24"/>
         </w:rPr>
         <w:t>I am</w:t>
       </w:r>
       <w:r>
         <w:rPr>
-          <w:rFonts w:ascii="Calibri" w:hAnsi="Calibri" w:cs="Calibri"/>
-          <w:spacing w:val="-1"/>
+          <w:rFonts w:ascii="Montserrat" w:hAnsi="Montserrat" w:cs="Calibri"/>
+          <w:spacing w:val="-1"/>
+          <w:sz w:val="24"/>
         </w:rPr>
         <w:t xml:space="preserve">—I know, but the thought seemed inexpressible. Unbearable. I coiled around another </w:t>
       </w:r>
       <w:r>
         <w:rPr>
-          <w:rFonts w:ascii="Calibri" w:hAnsi="Calibri" w:cs="Calibri"/>
-          <w:spacing w:val="-1"/>
+          <w:rFonts w:ascii="Montserrat" w:hAnsi="Montserrat" w:cs="Calibri"/>
+          <w:spacing w:val="-1"/>
+          <w:sz w:val="24"/>
         </w:rPr>
         <w:t>scream,</w:t>
       </w:r>
       <w:r>
         <w:rPr>
-          <w:rFonts w:ascii="Calibri" w:hAnsi="Calibri" w:cs="Calibri"/>
-          <w:spacing w:val="-1"/>
+          <w:rFonts w:ascii="Montserrat" w:hAnsi="Montserrat" w:cs="Calibri"/>
+          <w:spacing w:val="-1"/>
+          <w:sz w:val="24"/>
         </w:rPr>
         <w:t xml:space="preserve"> but the echoes reached me before I could start—</w:t>
       </w:r>
       <w:r>
         <w:rPr>
-          <w:rFonts w:ascii="Calibri" w:hAnsi="Calibri" w:cs="Calibri"/>
+          <w:rFonts w:ascii="Montserrat" w:hAnsi="Montserrat" w:cs="Calibri"/>
           <w:i/>
           <w:spacing w:val="-1"/>
+          <w:sz w:val="24"/>
         </w:rPr>
         <w:t>Oh my god.</w:t>
       </w:r>
@@ -1446,94 +1335,70 @@
         <w:suppressAutoHyphens/>
         <w:jc w:val="both"/>
         <w:rPr>
-          <w:rFonts w:ascii="Calibri" w:hAnsi="Calibri" w:cs="Calibri"/>
-          <w:spacing w:val="-1"/>
+          <w:rFonts w:ascii="Montserrat" w:hAnsi="Montserrat" w:cs="Calibri"/>
+          <w:spacing w:val="-1"/>
+          <w:sz w:val="24"/>
         </w:rPr>
       </w:pPr>
       <w:r>
         <w:rPr>
-          <w:rFonts w:ascii="Calibri" w:hAnsi="Calibri" w:cs="Calibri"/>
-          <w:spacing w:val="-1"/>
+          <w:rFonts w:ascii="Montserrat" w:hAnsi="Montserrat" w:cs="Calibri"/>
+          <w:spacing w:val="-1"/>
+          <w:sz w:val="24"/>
         </w:rPr>
         <w:tab/>
-        <w:t xml:space="preserve">I turned and glimpsed a faint image, a dream haunting </w:t>
-      </w:r>
-      <w:proofErr w:type="gramStart"/>
-      <w:r>
-        <w:rPr>
-          <w:rFonts w:ascii="Calibri" w:hAnsi="Calibri" w:cs="Calibri"/>
-          <w:spacing w:val="-1"/>
-        </w:rPr>
-        <w:t>a darkened</w:t>
-      </w:r>
-      <w:proofErr w:type="gramEnd"/>
-      <w:r>
-        <w:rPr>
-          <w:rFonts w:ascii="Calibri" w:hAnsi="Calibri" w:cs="Calibri"/>
-          <w:spacing w:val="-1"/>
-        </w:rPr>
-        <w:t xml:space="preserve"> glass. I was only separated from it by a twist of </w:t>
-      </w:r>
-      <w:proofErr w:type="gramStart"/>
-      <w:r>
-        <w:rPr>
-          <w:rFonts w:ascii="Calibri" w:hAnsi="Calibri" w:cs="Calibri"/>
-          <w:spacing w:val="-1"/>
-        </w:rPr>
-        <w:t>the imagination</w:t>
-      </w:r>
-      <w:proofErr w:type="gramEnd"/>
-      <w:r>
-        <w:rPr>
-          <w:rFonts w:ascii="Calibri" w:hAnsi="Calibri" w:cs="Calibri"/>
-          <w:spacing w:val="-1"/>
-        </w:rPr>
-        <w:t xml:space="preserve">. At first I did not comprehend what I faced; then I was another me, and the image was another world. I felt myself drawing a breath and I knew what was coming. </w:t>
-      </w:r>
-      <w:r>
-        <w:rPr>
-          <w:rFonts w:ascii="Calibri" w:hAnsi="Calibri" w:cs="Calibri"/>
+        <w:t xml:space="preserve">I turned and glimpsed a faint image, a dream haunting a darkened glass. I was only separated from it by a twist of the imagination. At first I did not comprehend what I faced; then I was another me, and the image was another world. I felt myself drawing a breath and I knew what was coming. </w:t>
+      </w:r>
+      <w:r>
+        <w:rPr>
+          <w:rFonts w:ascii="Montserrat" w:hAnsi="Montserrat" w:cs="Calibri"/>
           <w:i/>
           <w:spacing w:val="-1"/>
+          <w:sz w:val="24"/>
         </w:rPr>
         <w:t>Please no</w:t>
       </w:r>
       <w:r>
         <w:rPr>
-          <w:rFonts w:ascii="Calibri" w:hAnsi="Calibri" w:cs="Calibri"/>
+          <w:rFonts w:ascii="Montserrat" w:hAnsi="Montserrat" w:cs="Calibri"/>
           <w:i/>
           <w:spacing w:val="-1"/>
+          <w:sz w:val="24"/>
         </w:rPr>
         <w:t>,</w:t>
       </w:r>
       <w:r>
         <w:rPr>
-          <w:rFonts w:ascii="Calibri" w:hAnsi="Calibri" w:cs="Calibri"/>
+          <w:rFonts w:ascii="Montserrat" w:hAnsi="Montserrat" w:cs="Calibri"/>
           <w:i/>
           <w:spacing w:val="-1"/>
+          <w:sz w:val="24"/>
         </w:rPr>
         <w:t xml:space="preserve"> no o</w:t>
       </w:r>
       <w:r>
         <w:rPr>
-          <w:rFonts w:ascii="Calibri" w:hAnsi="Calibri" w:cs="Calibri"/>
+          <w:rFonts w:ascii="Montserrat" w:hAnsi="Montserrat" w:cs="Calibri"/>
           <w:i/>
           <w:spacing w:val="-1"/>
+          <w:sz w:val="24"/>
         </w:rPr>
         <w:t>h</w:t>
       </w:r>
       <w:r>
         <w:rPr>
-          <w:rFonts w:ascii="Calibri" w:hAnsi="Calibri" w:cs="Calibri"/>
+          <w:rFonts w:ascii="Montserrat" w:hAnsi="Montserrat" w:cs="Calibri"/>
           <w:i/>
           <w:spacing w:val="-1"/>
+          <w:sz w:val="24"/>
         </w:rPr>
         <w:t xml:space="preserve"> please...</w:t>
       </w:r>
       <w:r>
         <w:rPr>
-          <w:rFonts w:ascii="Calibri" w:hAnsi="Calibri" w:cs="Calibri"/>
-          <w:spacing w:val="-1"/>
+          <w:rFonts w:ascii="Montserrat" w:hAnsi="Montserrat" w:cs="Calibri"/>
+          <w:spacing w:val="-1"/>
+          <w:sz w:val="24"/>
         </w:rPr>
         <w:t xml:space="preserve"> </w:t>
       </w:r>
@@ -1543,225 +1408,208 @@
         <w:suppressAutoHyphens/>
         <w:jc w:val="both"/>
         <w:rPr>
-          <w:rFonts w:ascii="Calibri" w:hAnsi="Calibri" w:cs="Calibri"/>
-          <w:spacing w:val="-1"/>
+          <w:rFonts w:ascii="Montserrat" w:hAnsi="Montserrat" w:cs="Calibri"/>
+          <w:spacing w:val="-1"/>
+          <w:sz w:val="24"/>
         </w:rPr>
       </w:pPr>
       <w:r>
         <w:rPr>
-          <w:rFonts w:ascii="Calibri" w:hAnsi="Calibri" w:cs="Calibri"/>
-          <w:spacing w:val="-1"/>
+          <w:rFonts w:ascii="Montserrat" w:hAnsi="Montserrat" w:cs="Calibri"/>
+          <w:spacing w:val="-1"/>
+          <w:sz w:val="24"/>
         </w:rPr>
         <w:tab/>
+      </w:r>
+      <w:r>
+        <w:rPr>
+          <w:rFonts w:ascii="Montserrat" w:hAnsi="Montserrat" w:cs="Calibri"/>
+          <w:spacing w:val="-1"/>
+          <w:sz w:val="24"/>
+        </w:rPr>
         <w:t xml:space="preserve">The darkness where I stood barely intruded into the lightless spaces of this other dream. </w:t>
       </w:r>
       <w:r>
         <w:rPr>
-          <w:rFonts w:ascii="Calibri" w:hAnsi="Calibri" w:cs="Calibri"/>
+          <w:rFonts w:ascii="Montserrat" w:hAnsi="Montserrat" w:cs="Calibri"/>
           <w:i/>
           <w:spacing w:val="-1"/>
+          <w:sz w:val="24"/>
         </w:rPr>
         <w:t xml:space="preserve">I have no time. </w:t>
       </w:r>
       <w:r>
         <w:rPr>
-          <w:rFonts w:ascii="Calibri" w:hAnsi="Calibri" w:cs="Calibri"/>
-          <w:spacing w:val="-1"/>
-        </w:rPr>
-        <w:t xml:space="preserve">I strained to reach out in the fractured moment in which I was almost in sync. I felt the singing ache as my mind touched another's and recognition flickered. The gentle murmur of a rich life caressed me as I slipped deeper into her. Me. I swallowed hot, burning despair as I realized that I could know nothing more </w:t>
-      </w:r>
-      <w:proofErr w:type="gramStart"/>
-      <w:r>
-        <w:rPr>
-          <w:rFonts w:ascii="Calibri" w:hAnsi="Calibri" w:cs="Calibri"/>
-          <w:spacing w:val="-1"/>
-        </w:rPr>
-        <w:t>of</w:t>
-      </w:r>
-      <w:proofErr w:type="gramEnd"/>
-      <w:r>
-        <w:rPr>
-          <w:rFonts w:ascii="Calibri" w:hAnsi="Calibri" w:cs="Calibri"/>
-          <w:spacing w:val="-1"/>
-        </w:rPr>
-        <w:t xml:space="preserve"> her</w:t>
-      </w:r>
-      <w:r>
-        <w:rPr>
-          <w:rFonts w:ascii="Calibri" w:hAnsi="Calibri" w:cs="Calibri"/>
+          <w:rFonts w:ascii="Montserrat" w:hAnsi="Montserrat" w:cs="Calibri"/>
+          <w:spacing w:val="-1"/>
+          <w:sz w:val="24"/>
+        </w:rPr>
+        <w:t>I strained to reach out in the fractured moment in which I was almost in sync. I felt the singing ache as my mind touched another's and recognition flickered. The gentle murmur of a rich life caressed me as I slipped deeper into her. Me. I swallowed hot, burning despair as I realized that I could know nothing more of her</w:t>
+      </w:r>
+      <w:r>
+        <w:rPr>
+          <w:rFonts w:ascii="Montserrat" w:hAnsi="Montserrat" w:cs="Calibri"/>
           <w:i/>
           <w:spacing w:val="-1"/>
+          <w:sz w:val="24"/>
         </w:rPr>
         <w:t>-</w:t>
       </w:r>
       <w:r>
         <w:rPr>
-          <w:rFonts w:ascii="Calibri" w:hAnsi="Calibri" w:cs="Calibri"/>
+          <w:rFonts w:ascii="Montserrat" w:hAnsi="Montserrat" w:cs="Calibri"/>
           <w:i/>
           <w:spacing w:val="-1"/>
+          <w:sz w:val="24"/>
         </w:rPr>
         <w:t>my</w:t>
       </w:r>
       <w:r>
         <w:rPr>
-          <w:rFonts w:ascii="Calibri" w:hAnsi="Calibri" w:cs="Calibri"/>
+          <w:rFonts w:ascii="Montserrat" w:hAnsi="Montserrat" w:cs="Calibri"/>
           <w:i/>
           <w:spacing w:val="-1"/>
+          <w:sz w:val="24"/>
         </w:rPr>
         <w:t xml:space="preserve"> </w:t>
       </w:r>
       <w:r>
         <w:rPr>
-          <w:rFonts w:ascii="Calibri" w:hAnsi="Calibri" w:cs="Calibri"/>
-          <w:spacing w:val="-1"/>
+          <w:rFonts w:ascii="Montserrat" w:hAnsi="Montserrat" w:cs="Calibri"/>
+          <w:spacing w:val="-1"/>
+          <w:sz w:val="24"/>
         </w:rPr>
         <w:t>life than this. Being me-being-her was so much more complex than merely being me. She</w:t>
       </w:r>
       <w:r>
         <w:rPr>
-          <w:rFonts w:ascii="Calibri" w:hAnsi="Calibri" w:cs="Calibri"/>
-          <w:spacing w:val="-1"/>
+          <w:rFonts w:ascii="Montserrat" w:hAnsi="Montserrat" w:cs="Calibri"/>
+          <w:spacing w:val="-1"/>
+          <w:sz w:val="24"/>
         </w:rPr>
         <w:t>-</w:t>
       </w:r>
       <w:r>
         <w:rPr>
-          <w:rFonts w:ascii="Calibri" w:hAnsi="Calibri" w:cs="Calibri"/>
-          <w:spacing w:val="-1"/>
+          <w:rFonts w:ascii="Montserrat" w:hAnsi="Montserrat" w:cs="Calibri"/>
+          <w:spacing w:val="-1"/>
+          <w:sz w:val="24"/>
         </w:rPr>
         <w:t xml:space="preserve">I seemed to extend into the impossible image of a world inside a dream. I </w:t>
       </w:r>
       <w:r>
         <w:rPr>
-          <w:rFonts w:ascii="Calibri" w:hAnsi="Calibri" w:cs="Calibri"/>
-          <w:spacing w:val="-1"/>
+          <w:rFonts w:ascii="Montserrat" w:hAnsi="Montserrat" w:cs="Calibri"/>
+          <w:spacing w:val="-1"/>
+          <w:sz w:val="24"/>
         </w:rPr>
         <w:t>raised</w:t>
       </w:r>
       <w:r>
         <w:rPr>
-          <w:rFonts w:ascii="Calibri" w:hAnsi="Calibri" w:cs="Calibri"/>
-          <w:spacing w:val="-1"/>
+          <w:rFonts w:ascii="Montserrat" w:hAnsi="Montserrat" w:cs="Calibri"/>
+          <w:spacing w:val="-1"/>
+          <w:sz w:val="24"/>
         </w:rPr>
         <w:t xml:space="preserve"> a hand up to the glass, but the mirror was open</w:t>
       </w:r>
       <w:r>
         <w:rPr>
-          <w:rFonts w:ascii="Calibri" w:hAnsi="Calibri" w:cs="Calibri"/>
-          <w:spacing w:val="-1"/>
+          <w:rFonts w:ascii="Montserrat" w:hAnsi="Montserrat" w:cs="Calibri"/>
+          <w:spacing w:val="-1"/>
+          <w:sz w:val="24"/>
         </w:rPr>
         <w:t xml:space="preserve">: </w:t>
       </w:r>
       <w:r>
         <w:rPr>
-          <w:rFonts w:ascii="Calibri" w:hAnsi="Calibri" w:cs="Calibri"/>
-          <w:spacing w:val="-1"/>
+          <w:rFonts w:ascii="Montserrat" w:hAnsi="Montserrat" w:cs="Calibri"/>
+          <w:spacing w:val="-1"/>
+          <w:sz w:val="24"/>
         </w:rPr>
         <w:t xml:space="preserve">a door. </w:t>
       </w:r>
       <w:r>
         <w:rPr>
-          <w:rFonts w:ascii="Calibri" w:hAnsi="Calibri" w:cs="Calibri"/>
+          <w:rFonts w:ascii="Montserrat" w:hAnsi="Montserrat" w:cs="Calibri"/>
           <w:i/>
           <w:spacing w:val="-1"/>
+          <w:sz w:val="24"/>
         </w:rPr>
         <w:t xml:space="preserve">I </w:t>
       </w:r>
       <w:r>
         <w:rPr>
-          <w:rFonts w:ascii="Calibri" w:hAnsi="Calibri" w:cs="Calibri"/>
-          <w:spacing w:val="-1"/>
+          <w:rFonts w:ascii="Montserrat" w:hAnsi="Montserrat" w:cs="Calibri"/>
+          <w:spacing w:val="-1"/>
+          <w:sz w:val="24"/>
         </w:rPr>
         <w:t xml:space="preserve">was standing </w:t>
       </w:r>
       <w:r>
         <w:rPr>
-          <w:rFonts w:ascii="Calibri" w:hAnsi="Calibri" w:cs="Calibri"/>
+          <w:rFonts w:ascii="Montserrat" w:hAnsi="Montserrat" w:cs="Calibri"/>
           <w:i/>
           <w:spacing w:val="-1"/>
+          <w:sz w:val="24"/>
         </w:rPr>
         <w:t>nowhere,</w:t>
       </w:r>
       <w:r>
         <w:rPr>
-          <w:rFonts w:ascii="Calibri" w:hAnsi="Calibri" w:cs="Calibri"/>
-          <w:spacing w:val="-1"/>
-        </w:rPr>
-        <w:t xml:space="preserve"> cast upon the face of an abyss; and yet I somehow also stood within the image. I felt as if I had escaped myself and I dared not cross the line. I watched myself in the mirror, struggling—with all my love and all my hate. I touched the </w:t>
-      </w:r>
-      <w:proofErr w:type="gramStart"/>
-      <w:r>
-        <w:rPr>
-          <w:rFonts w:ascii="Calibri" w:hAnsi="Calibri" w:cs="Calibri"/>
-          <w:spacing w:val="-1"/>
-        </w:rPr>
-        <w:t>not</w:t>
-      </w:r>
-      <w:proofErr w:type="gramEnd"/>
-      <w:r>
-        <w:rPr>
-          <w:rFonts w:ascii="Calibri" w:hAnsi="Calibri" w:cs="Calibri"/>
-          <w:spacing w:val="-1"/>
-        </w:rPr>
-        <w:t xml:space="preserve">-surface of the divide. Delicate. Much too fragile. The sound of my </w:t>
-      </w:r>
-      <w:proofErr w:type="gramStart"/>
-      <w:r>
-        <w:rPr>
-          <w:rFonts w:ascii="Calibri" w:hAnsi="Calibri" w:cs="Calibri"/>
-          <w:spacing w:val="-1"/>
-        </w:rPr>
-        <w:t>scream</w:t>
-      </w:r>
-      <w:proofErr w:type="gramEnd"/>
-      <w:r>
-        <w:rPr>
-          <w:rFonts w:ascii="Calibri" w:hAnsi="Calibri" w:cs="Calibri"/>
-          <w:spacing w:val="-1"/>
-        </w:rPr>
-        <w:t xml:space="preserve"> was growing in my ears. Suddenly my reflection stepped toward me, stepped through and touched me. The threshold shattered. </w:t>
-      </w:r>
-      <w:r>
-        <w:rPr>
-          <w:rFonts w:ascii="Calibri" w:hAnsi="Calibri" w:cs="Calibri"/>
+          <w:rFonts w:ascii="Montserrat" w:hAnsi="Montserrat" w:cs="Calibri"/>
+          <w:spacing w:val="-1"/>
+          <w:sz w:val="24"/>
+        </w:rPr>
+        <w:t xml:space="preserve"> cast upon the face of an abyss; and yet I somehow also stood within the image. I felt as if I had escaped myself and I dared not cross the line. I watched myself in the mirror, struggling—with all my love and all my hate. I touched the not-surface of the divide. Delicate. Much too fragile. The sound of my scream was growing in my ears. Suddenly my reflection stepped toward me, stepped through and touched me. The threshold shattered. </w:t>
+      </w:r>
+      <w:r>
+        <w:rPr>
+          <w:rFonts w:ascii="Montserrat" w:hAnsi="Montserrat" w:cs="Calibri"/>
           <w:i/>
           <w:spacing w:val="-1"/>
+          <w:sz w:val="24"/>
         </w:rPr>
         <w:t xml:space="preserve">The image of the world—the dream—began to devour itself. </w:t>
       </w:r>
       <w:r>
         <w:rPr>
-          <w:rFonts w:ascii="Calibri" w:hAnsi="Calibri" w:cs="Calibri"/>
-          <w:spacing w:val="-1"/>
+          <w:rFonts w:ascii="Montserrat" w:hAnsi="Montserrat" w:cs="Calibri"/>
+          <w:spacing w:val="-1"/>
+          <w:sz w:val="24"/>
         </w:rPr>
         <w:t>My reflection split, sundered by the violation of the divide. I, we confronted... me</w:t>
       </w:r>
       <w:r>
         <w:rPr>
-          <w:rFonts w:ascii="Calibri" w:hAnsi="Calibri" w:cs="Calibri"/>
-          <w:spacing w:val="-1"/>
+          <w:rFonts w:ascii="Montserrat" w:hAnsi="Montserrat" w:cs="Calibri"/>
+          <w:spacing w:val="-1"/>
+          <w:sz w:val="24"/>
         </w:rPr>
         <w:t>-</w:t>
       </w:r>
       <w:r>
         <w:rPr>
-          <w:rFonts w:ascii="Calibri" w:hAnsi="Calibri" w:cs="Calibri"/>
-          <w:spacing w:val="-1"/>
+          <w:rFonts w:ascii="Montserrat" w:hAnsi="Montserrat" w:cs="Calibri"/>
+          <w:spacing w:val="-1"/>
+          <w:sz w:val="24"/>
         </w:rPr>
         <w:t xml:space="preserve">each other </w:t>
       </w:r>
       <w:r>
         <w:rPr>
-          <w:rFonts w:ascii="Calibri" w:hAnsi="Calibri" w:cs="Calibri"/>
+          <w:rFonts w:ascii="Montserrat" w:hAnsi="Montserrat" w:cs="Calibri"/>
           <w:i/>
           <w:spacing w:val="-1"/>
+          <w:sz w:val="24"/>
         </w:rPr>
         <w:t>on my side of the glass.</w:t>
       </w:r>
       <w:r>
         <w:rPr>
-          <w:rFonts w:ascii="Calibri" w:hAnsi="Calibri" w:cs="Calibri"/>
-          <w:spacing w:val="-1"/>
+          <w:rFonts w:ascii="Montserrat" w:hAnsi="Montserrat" w:cs="Calibri"/>
+          <w:spacing w:val="-1"/>
+          <w:sz w:val="24"/>
         </w:rPr>
         <w:t xml:space="preserve"> Me, my lover, my nemesis.</w:t>
       </w:r>
@@ -1771,71 +1619,89 @@
         <w:suppressAutoHyphens/>
         <w:jc w:val="both"/>
         <w:rPr>
-          <w:rFonts w:ascii="Calibri" w:hAnsi="Calibri" w:cs="Calibri"/>
-          <w:spacing w:val="-1"/>
+          <w:rFonts w:ascii="Montserrat" w:hAnsi="Montserrat" w:cs="Calibri"/>
+          <w:spacing w:val="-1"/>
+          <w:sz w:val="24"/>
         </w:rPr>
       </w:pPr>
       <w:r>
         <w:rPr>
-          <w:rFonts w:ascii="Calibri" w:hAnsi="Calibri" w:cs="Calibri"/>
-          <w:spacing w:val="-1"/>
+          <w:rFonts w:ascii="Montserrat" w:hAnsi="Montserrat" w:cs="Calibri"/>
+          <w:spacing w:val="-1"/>
+          <w:sz w:val="24"/>
         </w:rPr>
         <w:tab/>
         <w:t>The sound reached a shattering pitch. The howling wind of a torn world streamed into my abyss. I:nemesis writhed with a seething hatred. A devouring hunger. A destructive fury willing to shatter reality to tear at my own throat. Like hate incarnate she</w:t>
       </w:r>
       <w:r>
         <w:rPr>
-          <w:rFonts w:ascii="Calibri" w:hAnsi="Calibri" w:cs="Calibri"/>
-          <w:spacing w:val="-1"/>
+          <w:rFonts w:ascii="Montserrat" w:hAnsi="Montserrat" w:cs="Calibri"/>
+          <w:spacing w:val="-1"/>
+          <w:sz w:val="24"/>
         </w:rPr>
         <w:t>-</w:t>
       </w:r>
       <w:r>
         <w:rPr>
-          <w:rFonts w:ascii="Calibri" w:hAnsi="Calibri" w:cs="Calibri"/>
-          <w:spacing w:val="-1"/>
+          <w:rFonts w:ascii="Montserrat" w:hAnsi="Montserrat" w:cs="Calibri"/>
+          <w:spacing w:val="-1"/>
+          <w:sz w:val="24"/>
         </w:rPr>
         <w:t xml:space="preserve">I struck. I could not move to defend myself in my confusion. Something flashed in the corner of my eye. The embodiment of that which loved shuddered, somehow now between me and destruction, and crumpled. For a moment I did not understand. A cold blade penetrated my soul and the blood of rage welled up, exploding out of me. A </w:t>
       </w:r>
       <w:r>
         <w:rPr>
-          <w:rFonts w:ascii="Calibri" w:hAnsi="Calibri" w:cs="Calibri"/>
-          <w:spacing w:val="-1"/>
+          <w:rFonts w:ascii="Montserrat" w:hAnsi="Montserrat" w:cs="Calibri"/>
+          <w:spacing w:val="-1"/>
+          <w:sz w:val="24"/>
         </w:rPr>
         <w:t>pent-up</w:t>
       </w:r>
       <w:r>
         <w:rPr>
-          <w:rFonts w:ascii="Calibri" w:hAnsi="Calibri" w:cs="Calibri"/>
-          <w:spacing w:val="-1"/>
-        </w:rPr>
-        <w:t xml:space="preserve"> breath I had forgotten I had held. The piercing sound took root in a real moment in time, venting pain my reason could not measure, annihilating all thought of hatred. And I could not stop. The fury transcended me and tore into the unraveling interface between a world of dreaming and a world of waking. It consumed me and ripped into the vault of heaven. Abruptly, almost redundantly, the sound snapped silent and her dream, her world, her mind erupted into shreds and tore violently away from me. My universe exploded in pain. My every nerve was torn out of me and seared in a blinding flash. This </w:t>
-      </w:r>
-      <w:r>
-        <w:rPr>
-          <w:rFonts w:ascii="Calibri" w:hAnsi="Calibri" w:cs="Calibri"/>
-          <w:spacing w:val="-1"/>
+          <w:rFonts w:ascii="Montserrat" w:hAnsi="Montserrat" w:cs="Calibri"/>
+          <w:spacing w:val="-1"/>
+          <w:sz w:val="24"/>
+        </w:rPr>
+        <w:t xml:space="preserve"> breath I had forgotten I had held. The piercing sound took root in a real moment in time, venting pain my reason could not measure, annihilating all thought of hatred. And I could not stop. The fury transcended me and tore into the unraveling interface between a world of dreaming and a world of waking. It consumed me and ripped into the vault of heaven. Abruptly, almost redundantly, the sound snapped silent and her dream, her world, her mind erupted into shreds and tore violently away from me. My universe </w:t>
+      </w:r>
+      <w:r>
+        <w:rPr>
+          <w:rFonts w:ascii="Montserrat" w:hAnsi="Montserrat" w:cs="Calibri"/>
+          <w:spacing w:val="-1"/>
+          <w:sz w:val="24"/>
+        </w:rPr>
+        <w:t xml:space="preserve">exploded in pain. My every nerve was torn out of me and seared in a blinding flash. This </w:t>
+      </w:r>
+      <w:r>
+        <w:rPr>
+          <w:rFonts w:ascii="Montserrat" w:hAnsi="Montserrat" w:cs="Calibri"/>
+          <w:spacing w:val="-1"/>
+          <w:sz w:val="24"/>
         </w:rPr>
         <w:t>lightning</w:t>
       </w:r>
       <w:r>
         <w:rPr>
-          <w:rFonts w:ascii="Calibri" w:hAnsi="Calibri" w:cs="Calibri"/>
-          <w:spacing w:val="-1"/>
+          <w:rFonts w:ascii="Montserrat" w:hAnsi="Montserrat" w:cs="Calibri"/>
+          <w:spacing w:val="-1"/>
+          <w:sz w:val="24"/>
         </w:rPr>
         <w:t xml:space="preserve"> storm swept through me, tracing the map of my body and </w:t>
       </w:r>
       <w:r>
         <w:rPr>
-          <w:rFonts w:ascii="Calibri" w:hAnsi="Calibri" w:cs="Calibri"/>
-          <w:spacing w:val="-1"/>
+          <w:rFonts w:ascii="Montserrat" w:hAnsi="Montserrat" w:cs="Calibri"/>
+          <w:spacing w:val="-1"/>
+          <w:sz w:val="24"/>
         </w:rPr>
         <w:t>brain,</w:t>
       </w:r>
       <w:r>
         <w:rPr>
-          <w:rFonts w:ascii="Calibri" w:hAnsi="Calibri" w:cs="Calibri"/>
-          <w:spacing w:val="-1"/>
+          <w:rFonts w:ascii="Montserrat" w:hAnsi="Montserrat" w:cs="Calibri"/>
+          <w:spacing w:val="-1"/>
+          <w:sz w:val="24"/>
         </w:rPr>
         <w:t xml:space="preserve"> recapturing my essence and slamming it back into its cage.</w:t>
       </w:r>
@@ -1845,59 +1711,67 @@
         <w:suppressAutoHyphens/>
         <w:jc w:val="both"/>
         <w:rPr>
-          <w:rFonts w:ascii="Calibri" w:hAnsi="Calibri" w:cs="Calibri"/>
-          <w:spacing w:val="-1"/>
+          <w:rFonts w:ascii="Montserrat" w:hAnsi="Montserrat" w:cs="Calibri"/>
+          <w:spacing w:val="-1"/>
+          <w:sz w:val="24"/>
         </w:rPr>
       </w:pPr>
       <w:r>
         <w:rPr>
-          <w:rFonts w:ascii="Calibri" w:hAnsi="Calibri" w:cs="Calibri"/>
-          <w:spacing w:val="-1"/>
+          <w:rFonts w:ascii="Montserrat" w:hAnsi="Montserrat" w:cs="Calibri"/>
+          <w:spacing w:val="-1"/>
+          <w:sz w:val="24"/>
         </w:rPr>
         <w:tab/>
         <w:t xml:space="preserve">I absorbed the shock, not at all sure if I was awake or still dreaming. I refused to open my eyes, crying silently into the vault of my stinging mind. I tried not to think about it, but I was never strong enough to stop myself. I don't know how long I groped in the dark after an answer. The fleeting glimpse at </w:t>
       </w:r>
       <w:r>
         <w:rPr>
-          <w:rFonts w:ascii="Calibri" w:hAnsi="Calibri" w:cs="Calibri"/>
+          <w:rFonts w:ascii="Montserrat" w:hAnsi="Montserrat" w:cs="Calibri"/>
           <w:i/>
           <w:spacing w:val="-1"/>
+          <w:sz w:val="24"/>
         </w:rPr>
         <w:t>something more</w:t>
       </w:r>
       <w:r>
         <w:rPr>
-          <w:rFonts w:ascii="Calibri" w:hAnsi="Calibri" w:cs="Calibri"/>
-          <w:spacing w:val="-1"/>
+          <w:rFonts w:ascii="Montserrat" w:hAnsi="Montserrat" w:cs="Calibri"/>
+          <w:spacing w:val="-1"/>
+          <w:sz w:val="24"/>
         </w:rPr>
         <w:t xml:space="preserve"> was </w:t>
       </w:r>
       <w:r>
         <w:rPr>
-          <w:rFonts w:ascii="Calibri" w:hAnsi="Calibri" w:cs="Calibri"/>
-          <w:spacing w:val="-1"/>
+          <w:rFonts w:ascii="Montserrat" w:hAnsi="Montserrat" w:cs="Calibri"/>
+          <w:spacing w:val="-1"/>
+          <w:sz w:val="24"/>
         </w:rPr>
         <w:t>smoldering</w:t>
       </w:r>
       <w:r>
         <w:rPr>
-          <w:rFonts w:ascii="Calibri" w:hAnsi="Calibri" w:cs="Calibri"/>
-          <w:spacing w:val="-1"/>
+          <w:rFonts w:ascii="Montserrat" w:hAnsi="Montserrat" w:cs="Calibri"/>
+          <w:spacing w:val="-1"/>
+          <w:sz w:val="24"/>
         </w:rPr>
         <w:t xml:space="preserve"> in me. I wanted to understand the meaning of it, but I didn't know how. I wrestled with it silently until I began to slip unnoticed toward the kind of dreams people are supposed to have—most of the time. </w:t>
       </w:r>
       <w:r>
         <w:rPr>
-          <w:rFonts w:ascii="Calibri" w:hAnsi="Calibri" w:cs="Calibri"/>
+          <w:rFonts w:ascii="Montserrat" w:hAnsi="Montserrat" w:cs="Calibri"/>
           <w:i/>
           <w:spacing w:val="-1"/>
+          <w:sz w:val="24"/>
         </w:rPr>
         <w:t>Please, let me sleep, let me forget.</w:t>
       </w:r>
       <w:r>
         <w:rPr>
-          <w:rFonts w:ascii="Calibri" w:hAnsi="Calibri" w:cs="Calibri"/>
-          <w:spacing w:val="-1"/>
+          <w:rFonts w:ascii="Montserrat" w:hAnsi="Montserrat" w:cs="Calibri"/>
+          <w:spacing w:val="-1"/>
+          <w:sz w:val="24"/>
         </w:rPr>
         <w:t xml:space="preserve"> I could not sleep. I could not forget. I dreaded the coming day. This dream had always done terrible things to my perception of reality. I nursed an insane fear that I would see some annihilating flaw in my reality, afraid that maybe it wasn't just a dream. As I realized this, I snapped back, fully awake, hands clutching over my heart. </w:t>
       </w:r>
@@ -1907,14 +1781,16 @@
         <w:suppressAutoHyphens/>
         <w:jc w:val="both"/>
         <w:rPr>
-          <w:rFonts w:ascii="Calibri" w:hAnsi="Calibri" w:cs="Calibri"/>
-          <w:spacing w:val="-1"/>
+          <w:rFonts w:ascii="Montserrat" w:hAnsi="Montserrat" w:cs="Calibri"/>
+          <w:spacing w:val="-1"/>
+          <w:sz w:val="24"/>
         </w:rPr>
       </w:pPr>
       <w:r>
         <w:rPr>
-          <w:rFonts w:ascii="Calibri" w:hAnsi="Calibri" w:cs="Calibri"/>
-          <w:spacing w:val="-1"/>
+          <w:rFonts w:ascii="Montserrat" w:hAnsi="Montserrat" w:cs="Calibri"/>
+          <w:spacing w:val="-1"/>
+          <w:sz w:val="24"/>
         </w:rPr>
         <w:tab/>
         <w:t>Night was almost at an end.</w:t>
@@ -1925,29 +1801,33 @@
         <w:suppressAutoHyphens/>
         <w:jc w:val="both"/>
         <w:rPr>
-          <w:rFonts w:ascii="Calibri" w:hAnsi="Calibri" w:cs="Calibri"/>
-          <w:spacing w:val="-1"/>
+          <w:rFonts w:ascii="Montserrat" w:hAnsi="Montserrat" w:cs="Calibri"/>
+          <w:spacing w:val="-1"/>
+          <w:sz w:val="24"/>
         </w:rPr>
       </w:pPr>
       <w:r>
         <w:rPr>
-          <w:rFonts w:ascii="Calibri" w:hAnsi="Calibri" w:cs="Calibri"/>
-          <w:spacing w:val="-1"/>
+          <w:rFonts w:ascii="Montserrat" w:hAnsi="Montserrat" w:cs="Calibri"/>
+          <w:spacing w:val="-1"/>
+          <w:sz w:val="24"/>
         </w:rPr>
         <w:tab/>
         <w:t xml:space="preserve">I gazed blindly into the false light of dawn. I remembered. A scream like a </w:t>
       </w:r>
       <w:r>
         <w:rPr>
-          <w:rFonts w:ascii="Calibri" w:hAnsi="Calibri" w:cs="Calibri"/>
-          <w:spacing w:val="-1"/>
+          <w:rFonts w:ascii="Montserrat" w:hAnsi="Montserrat" w:cs="Calibri"/>
+          <w:spacing w:val="-1"/>
+          <w:sz w:val="24"/>
         </w:rPr>
         <w:t>white-hot</w:t>
       </w:r>
       <w:r>
         <w:rPr>
-          <w:rFonts w:ascii="Calibri" w:hAnsi="Calibri" w:cs="Calibri"/>
-          <w:spacing w:val="-1"/>
+          <w:rFonts w:ascii="Montserrat" w:hAnsi="Montserrat" w:cs="Calibri"/>
+          <w:spacing w:val="-1"/>
+          <w:sz w:val="24"/>
         </w:rPr>
         <w:t xml:space="preserve"> nail driven into the center of my forehead shattering the world as I dreamed. A sharp chill tracing my movements, I shuddered. Experience told me that I would be haunted until I could somehow sleep and forget again. I would find myself transfixed by a sight or sound or scene that felt unbearably familiar but would be utterly wrong. I knew that ahead of me would be a place which belonged in my dream. A little piece of insanity slipped innocently into a quiet corner of reality.</w:t>
       </w:r>
@@ -2019,7 +1899,7 @@
   <w:abstractNum w:abstractNumId="0" w15:restartNumberingAfterBreak="0">
     <w:nsid w:val="FFFFFFFB"/>
     <w:multiLevelType w:val="multilevel"/>
-    <w:tmpl w:val="759072D4"/>
+    <w:tmpl w:val="80A499BA"/>
     <w:lvl w:ilvl="0">
       <w:start w:val="1"/>
       <w:numFmt w:val="cardinalText"/>
@@ -2142,6 +2022,27 @@
   <w:num w:numId="18" w16cid:durableId="1751540158">
     <w:abstractNumId w:val="0"/>
   </w:num>
+  <w:num w:numId="19" w16cid:durableId="660743793">
+    <w:abstractNumId w:val="0"/>
+  </w:num>
+  <w:num w:numId="20" w16cid:durableId="1063526203">
+    <w:abstractNumId w:val="0"/>
+  </w:num>
+  <w:num w:numId="21" w16cid:durableId="1247618740">
+    <w:abstractNumId w:val="0"/>
+  </w:num>
+  <w:num w:numId="22" w16cid:durableId="2014720913">
+    <w:abstractNumId w:val="0"/>
+  </w:num>
+  <w:num w:numId="23" w16cid:durableId="218833795">
+    <w:abstractNumId w:val="0"/>
+  </w:num>
+  <w:num w:numId="24" w16cid:durableId="57289499">
+    <w:abstractNumId w:val="0"/>
+  </w:num>
+  <w:num w:numId="25" w16cid:durableId="1995260811">
+    <w:abstractNumId w:val="0"/>
+  </w:num>
 </w:numbering>
 </file>
 
@@ -2150,7 +2051,9 @@
   <w:docDefaults>
     <w:rPrDefault>
       <w:rPr>
-        <w:rFonts w:ascii="Times New Roman" w:eastAsia="Times New Roman" w:hAnsi="Times New Roman" w:cs="Times New Roman"/>
+        <w:rFonts w:asciiTheme="minorHAnsi" w:eastAsiaTheme="minorHAnsi" w:hAnsiTheme="minorHAnsi" w:cstheme="minorBidi"/>
+        <w:sz w:val="22"/>
+        <w:szCs w:val="22"/>
         <w:lang w:val="en-US" w:eastAsia="en-US" w:bidi="ar-SA"/>
       </w:rPr>
     </w:rPrDefault>
@@ -2537,12 +2440,12 @@
   <w:style w:type="paragraph" w:default="1" w:styleId="Normal">
     <w:name w:val="Normal"/>
     <w:qFormat/>
-    <w:rsid w:val="002B689C"/>
+    <w:rsid w:val="003D2BF8"/>
     <w:pPr>
       <w:spacing w:after="240" w:line="276" w:lineRule="auto"/>
     </w:pPr>
     <w:rPr>
-      <w:rFonts w:asciiTheme="minorHAnsi" w:hAnsiTheme="minorHAnsi" w:cstheme="minorHAnsi"/>
+      <w:rFonts w:cstheme="minorHAnsi"/>
       <w:sz w:val="28"/>
       <w:szCs w:val="28"/>
     </w:rPr>
@@ -2553,10 +2456,10 @@
     <w:next w:val="Normal"/>
     <w:link w:val="Heading1Char"/>
     <w:qFormat/>
-    <w:rsid w:val="002B689C"/>
+    <w:rsid w:val="003D2BF8"/>
     <w:pPr>
       <w:keepNext/>
-      <w:contextualSpacing/>
+      <w:spacing w:before="240" w:after="60" w:line="240" w:lineRule="auto"/>
       <w:outlineLvl w:val="0"/>
     </w:pPr>
     <w:rPr>
@@ -2572,11 +2475,11 @@
     <w:next w:val="Normal"/>
     <w:link w:val="Heading2Char"/>
     <w:qFormat/>
-    <w:rsid w:val="002B689C"/>
+    <w:rsid w:val="003D2BF8"/>
     <w:pPr>
       <w:numPr>
         <w:ilvl w:val="1"/>
-        <w:numId w:val="18"/>
+        <w:numId w:val="25"/>
       </w:numPr>
       <w:outlineLvl w:val="1"/>
     </w:pPr>
@@ -2592,7 +2495,7 @@
     <w:next w:val="Normal"/>
     <w:link w:val="Heading3Char"/>
     <w:qFormat/>
-    <w:rsid w:val="002B689C"/>
+    <w:rsid w:val="003D2BF8"/>
     <w:pPr>
       <w:outlineLvl w:val="2"/>
     </w:pPr>
@@ -2606,7 +2509,7 @@
     <w:next w:val="Normal"/>
     <w:link w:val="Heading4Char"/>
     <w:qFormat/>
-    <w:rsid w:val="002B689C"/>
+    <w:rsid w:val="003D2BF8"/>
     <w:pPr>
       <w:numPr>
         <w:ilvl w:val="3"/>
@@ -2623,7 +2526,7 @@
     <w:next w:val="Normal"/>
     <w:link w:val="Heading5Char"/>
     <w:qFormat/>
-    <w:rsid w:val="002B689C"/>
+    <w:rsid w:val="003D2BF8"/>
     <w:pPr>
       <w:numPr>
         <w:ilvl w:val="4"/>
@@ -2640,7 +2543,7 @@
     <w:next w:val="Normal"/>
     <w:link w:val="Heading6Char"/>
     <w:qFormat/>
-    <w:rsid w:val="002B689C"/>
+    <w:rsid w:val="003D2BF8"/>
     <w:pPr>
       <w:numPr>
         <w:ilvl w:val="5"/>
@@ -2648,7 +2551,7 @@
       <w:outlineLvl w:val="5"/>
     </w:pPr>
     <w:rPr>
-      <w:b w:val="0"/>
+      <w:bCs/>
       <w:sz w:val="24"/>
       <w:szCs w:val="24"/>
       <w:u w:val="single"/>
@@ -2660,28 +2563,31 @@
     <w:next w:val="Normal"/>
     <w:link w:val="Heading7Char"/>
     <w:qFormat/>
-    <w:rsid w:val="002B689C"/>
-    <w:pPr>
+    <w:rsid w:val="003D2BF8"/>
+    <w:pPr>
+      <w:keepNext w:val="0"/>
+      <w:numPr>
+        <w:ilvl w:val="0"/>
+        <w:numId w:val="0"/>
+      </w:numPr>
       <w:outlineLvl w:val="6"/>
     </w:pPr>
     <w:rPr>
-      <w:b/>
-      <w:bCs/>
+      <w:b w:val="0"/>
+      <w:kern w:val="0"/>
     </w:rPr>
   </w:style>
   <w:style w:type="paragraph" w:styleId="Heading8">
     <w:name w:val="heading 8"/>
-    <w:basedOn w:val="Heading7"/>
+    <w:basedOn w:val="Heading6"/>
     <w:next w:val="Normal"/>
     <w:link w:val="Heading8Char"/>
     <w:qFormat/>
-    <w:rsid w:val="002B689C"/>
+    <w:rsid w:val="003D2BF8"/>
     <w:pPr>
       <w:outlineLvl w:val="7"/>
     </w:pPr>
     <w:rPr>
-      <w:b w:val="0"/>
-      <w:bCs w:val="0"/>
       <w:i/>
       <w:iCs/>
       <w:u w:val="none"/>
@@ -2693,13 +2599,13 @@
     <w:next w:val="Normal"/>
     <w:link w:val="Heading9Char"/>
     <w:qFormat/>
-    <w:rsid w:val="002B689C"/>
+    <w:rsid w:val="003D2BF8"/>
     <w:pPr>
       <w:outlineLvl w:val="8"/>
     </w:pPr>
     <w:rPr>
-      <w:b/>
-      <w:bCs/>
+      <w:b w:val="0"/>
+      <w:bCs w:val="0"/>
     </w:rPr>
   </w:style>
   <w:style w:type="character" w:default="1" w:styleId="DefaultParagraphFont">
@@ -3323,7 +3229,7 @@
     <w:uiPriority w:val="35"/>
     <w:unhideWhenUsed/>
     <w:qFormat/>
-    <w:rsid w:val="002B689C"/>
+    <w:rsid w:val="003D2BF8"/>
     <w:pPr>
       <w:spacing w:after="200"/>
     </w:pPr>
@@ -3331,7 +3237,6 @@
       <w:i/>
       <w:iCs/>
       <w:color w:val="0E2841" w:themeColor="text2"/>
-      <w:sz w:val="18"/>
       <w:szCs w:val="18"/>
     </w:rPr>
   </w:style>
@@ -3344,9 +3249,10 @@
     <w:next w:val="Normal"/>
     <w:link w:val="Subheading1Char"/>
     <w:qFormat/>
-    <w:rsid w:val="002B689C"/>
-    <w:pPr>
-      <w:spacing w:line="240" w:lineRule="auto"/>
+    <w:rsid w:val="003D2BF8"/>
+    <w:pPr>
+      <w:spacing w:before="0" w:after="0"/>
+      <w:contextualSpacing/>
     </w:pPr>
     <w:rPr>
       <w:rFonts w:asciiTheme="majorHAnsi" w:eastAsiaTheme="minorHAnsi" w:hAnsiTheme="majorHAnsi"/>
@@ -3359,9 +3265,9 @@
     <w:name w:val="Subheading 1 Char"/>
     <w:basedOn w:val="DefaultParagraphFont"/>
     <w:link w:val="Subheading1"/>
-    <w:rsid w:val="002B689C"/>
-    <w:rPr>
-      <w:rFonts w:asciiTheme="majorHAnsi" w:eastAsiaTheme="minorHAnsi" w:hAnsiTheme="majorHAnsi" w:cstheme="minorHAnsi"/>
+    <w:rsid w:val="003D2BF8"/>
+    <w:rPr>
+      <w:rFonts w:asciiTheme="majorHAnsi" w:hAnsiTheme="majorHAnsi" w:cstheme="minorHAnsi"/>
       <w:b/>
       <w:kern w:val="28"/>
       <w:sz w:val="48"/>
@@ -3373,9 +3279,9 @@
     <w:name w:val="Heading 1 Char"/>
     <w:basedOn w:val="DefaultParagraphFont"/>
     <w:link w:val="Heading1"/>
-    <w:rsid w:val="002B689C"/>
-    <w:rPr>
-      <w:rFonts w:asciiTheme="minorHAnsi" w:eastAsiaTheme="majorEastAsia" w:hAnsiTheme="minorHAnsi" w:cstheme="minorHAnsi"/>
+    <w:rsid w:val="003D2BF8"/>
+    <w:rPr>
+      <w:rFonts w:eastAsiaTheme="majorEastAsia" w:cstheme="minorHAnsi"/>
       <w:b/>
       <w:kern w:val="28"/>
       <w:sz w:val="56"/>
@@ -3384,25 +3290,19 @@
   </w:style>
   <w:style w:type="paragraph" w:customStyle="1" w:styleId="Subheading2">
     <w:name w:val="Subheading 2"/>
-    <w:basedOn w:val="Heading2"/>
+    <w:basedOn w:val="Subheading1"/>
     <w:next w:val="Normal"/>
     <w:link w:val="Subheading2Char"/>
     <w:qFormat/>
-    <w:rsid w:val="002B689C"/>
-    <w:pPr>
-      <w:spacing w:line="240" w:lineRule="auto"/>
-    </w:pPr>
-    <w:rPr>
-      <w:vertAlign w:val="superscript"/>
-    </w:rPr>
+    <w:rsid w:val="003D2BF8"/>
   </w:style>
   <w:style w:type="character" w:customStyle="1" w:styleId="Subheading2Char">
     <w:name w:val="Subheading 2 Char"/>
     <w:basedOn w:val="Subheading1Char"/>
     <w:link w:val="Subheading2"/>
-    <w:rsid w:val="002B689C"/>
-    <w:rPr>
-      <w:rFonts w:asciiTheme="majorHAnsi" w:eastAsiaTheme="majorEastAsia" w:hAnsiTheme="majorHAnsi" w:cstheme="minorHAnsi"/>
+    <w:rsid w:val="003D2BF8"/>
+    <w:rPr>
+      <w:rFonts w:asciiTheme="majorHAnsi" w:hAnsiTheme="majorHAnsi" w:cstheme="minorHAnsi"/>
       <w:b/>
       <w:kern w:val="28"/>
       <w:sz w:val="48"/>
@@ -3412,26 +3312,23 @@
   </w:style>
   <w:style w:type="paragraph" w:customStyle="1" w:styleId="Subheading3">
     <w:name w:val="Subheading 3"/>
-    <w:basedOn w:val="Heading3"/>
+    <w:basedOn w:val="Subheading2"/>
     <w:next w:val="Normal"/>
     <w:link w:val="Subheading3Char"/>
     <w:qFormat/>
-    <w:rsid w:val="002B689C"/>
-    <w:pPr>
-      <w:spacing w:line="240" w:lineRule="auto"/>
-    </w:pPr>
-    <w:rPr>
+    <w:rsid w:val="003D2BF8"/>
+    <w:rPr>
+      <w:sz w:val="40"/>
       <w:szCs w:val="40"/>
-      <w:vertAlign w:val="superscript"/>
     </w:rPr>
   </w:style>
   <w:style w:type="character" w:customStyle="1" w:styleId="Subheading3Char">
     <w:name w:val="Subheading 3 Char"/>
     <w:basedOn w:val="Subheading2Char"/>
     <w:link w:val="Subheading3"/>
-    <w:rsid w:val="002B689C"/>
-    <w:rPr>
-      <w:rFonts w:asciiTheme="majorHAnsi" w:eastAsiaTheme="majorEastAsia" w:hAnsiTheme="majorHAnsi" w:cstheme="minorHAnsi"/>
+    <w:rsid w:val="003D2BF8"/>
+    <w:rPr>
+      <w:rFonts w:asciiTheme="majorHAnsi" w:hAnsiTheme="majorHAnsi" w:cstheme="minorHAnsi"/>
       <w:b/>
       <w:kern w:val="28"/>
       <w:sz w:val="40"/>
@@ -3442,10 +3339,12 @@
   <w:style w:type="paragraph" w:customStyle="1" w:styleId="Suptitle">
     <w:name w:val="Suptitle"/>
     <w:basedOn w:val="Subtitle"/>
-    <w:next w:val="Normal"/>
     <w:link w:val="SuptitleChar"/>
     <w:qFormat/>
-    <w:rsid w:val="002B689C"/>
+    <w:rsid w:val="003D2BF8"/>
+    <w:pPr>
+      <w:spacing w:before="240"/>
+    </w:pPr>
     <w:rPr>
       <w:vertAlign w:val="subscript"/>
     </w:rPr>
@@ -3454,7 +3353,7 @@
     <w:name w:val="Suptitle Char"/>
     <w:basedOn w:val="SubtitleChar"/>
     <w:link w:val="Suptitle"/>
-    <w:rsid w:val="002B689C"/>
+    <w:rsid w:val="003D2BF8"/>
     <w:rPr>
       <w:rFonts w:asciiTheme="majorHAnsi" w:eastAsiaTheme="majorEastAsia" w:hAnsiTheme="majorHAnsi" w:cstheme="majorBidi"/>
       <w:color w:val="7F7F7F" w:themeColor="text1" w:themeTint="80"/>
@@ -3472,7 +3371,7 @@
     <w:link w:val="SubtitleChar"/>
     <w:uiPriority w:val="11"/>
     <w:qFormat/>
-    <w:rsid w:val="002B689C"/>
+    <w:rsid w:val="003D2BF8"/>
     <w:rPr>
       <w:b w:val="0"/>
       <w:bCs w:val="0"/>
@@ -3485,7 +3384,7 @@
     <w:basedOn w:val="DefaultParagraphFont"/>
     <w:link w:val="Subtitle"/>
     <w:uiPriority w:val="11"/>
-    <w:rsid w:val="002B689C"/>
+    <w:rsid w:val="003D2BF8"/>
     <w:rPr>
       <w:rFonts w:asciiTheme="majorHAnsi" w:eastAsiaTheme="majorEastAsia" w:hAnsiTheme="majorHAnsi" w:cstheme="majorBidi"/>
       <w:color w:val="7F7F7F" w:themeColor="text1" w:themeTint="80"/>
@@ -3501,7 +3400,7 @@
     <w:basedOn w:val="Normal"/>
     <w:uiPriority w:val="1"/>
     <w:qFormat/>
-    <w:rsid w:val="002B689C"/>
+    <w:rsid w:val="003D2BF8"/>
     <w:pPr>
       <w:spacing w:after="0"/>
     </w:pPr>
@@ -3510,7 +3409,7 @@
     <w:name w:val="Heading 2 Char"/>
     <w:basedOn w:val="DefaultParagraphFont"/>
     <w:link w:val="Heading2"/>
-    <w:rsid w:val="002B689C"/>
+    <w:rsid w:val="003D2BF8"/>
     <w:rPr>
       <w:rFonts w:asciiTheme="majorHAnsi" w:eastAsiaTheme="majorEastAsia" w:hAnsiTheme="majorHAnsi" w:cstheme="minorHAnsi"/>
       <w:b/>
@@ -3523,7 +3422,7 @@
     <w:name w:val="Heading 3 Char"/>
     <w:basedOn w:val="DefaultParagraphFont"/>
     <w:link w:val="Heading3"/>
-    <w:rsid w:val="002B689C"/>
+    <w:rsid w:val="003D2BF8"/>
     <w:rPr>
       <w:rFonts w:asciiTheme="majorHAnsi" w:eastAsiaTheme="majorEastAsia" w:hAnsiTheme="majorHAnsi" w:cstheme="minorHAnsi"/>
       <w:b/>
@@ -3536,7 +3435,7 @@
     <w:name w:val="Heading 4 Char"/>
     <w:basedOn w:val="DefaultParagraphFont"/>
     <w:link w:val="Heading4"/>
-    <w:rsid w:val="002B689C"/>
+    <w:rsid w:val="003D2BF8"/>
     <w:rPr>
       <w:rFonts w:asciiTheme="majorHAnsi" w:eastAsiaTheme="majorEastAsia" w:hAnsiTheme="majorHAnsi" w:cstheme="minorHAnsi"/>
       <w:b/>
@@ -3549,7 +3448,7 @@
     <w:name w:val="Heading 5 Char"/>
     <w:basedOn w:val="DefaultParagraphFont"/>
     <w:link w:val="Heading5"/>
-    <w:rsid w:val="002B689C"/>
+    <w:rsid w:val="003D2BF8"/>
     <w:rPr>
       <w:rFonts w:asciiTheme="majorHAnsi" w:eastAsiaTheme="majorEastAsia" w:hAnsiTheme="majorHAnsi" w:cstheme="minorHAnsi"/>
       <w:b/>
@@ -3562,20 +3461,7 @@
     <w:name w:val="Heading 6 Char"/>
     <w:basedOn w:val="DefaultParagraphFont"/>
     <w:link w:val="Heading6"/>
-    <w:rsid w:val="002B689C"/>
-    <w:rPr>
-      <w:rFonts w:asciiTheme="majorHAnsi" w:eastAsiaTheme="majorEastAsia" w:hAnsiTheme="majorHAnsi" w:cstheme="minorHAnsi"/>
-      <w:kern w:val="28"/>
-      <w:sz w:val="24"/>
-      <w:szCs w:val="24"/>
-      <w:u w:val="single"/>
-    </w:rPr>
-  </w:style>
-  <w:style w:type="character" w:customStyle="1" w:styleId="Heading7Char">
-    <w:name w:val="Heading 7 Char"/>
-    <w:basedOn w:val="DefaultParagraphFont"/>
-    <w:link w:val="Heading7"/>
-    <w:rsid w:val="002B689C"/>
+    <w:rsid w:val="003D2BF8"/>
     <w:rPr>
       <w:rFonts w:asciiTheme="majorHAnsi" w:eastAsiaTheme="majorEastAsia" w:hAnsiTheme="majorHAnsi" w:cstheme="minorHAnsi"/>
       <w:b/>
@@ -3586,25 +3472,24 @@
       <w:u w:val="single"/>
     </w:rPr>
   </w:style>
+  <w:style w:type="character" w:customStyle="1" w:styleId="Heading7Char">
+    <w:name w:val="Heading 7 Char"/>
+    <w:basedOn w:val="DefaultParagraphFont"/>
+    <w:link w:val="Heading7"/>
+    <w:rsid w:val="003D2BF8"/>
+    <w:rPr>
+      <w:rFonts w:asciiTheme="majorHAnsi" w:eastAsiaTheme="majorEastAsia" w:hAnsiTheme="majorHAnsi" w:cstheme="minorHAnsi"/>
+      <w:bCs/>
+      <w:sz w:val="24"/>
+      <w:szCs w:val="24"/>
+      <w:u w:val="single"/>
+    </w:rPr>
+  </w:style>
   <w:style w:type="character" w:customStyle="1" w:styleId="Heading8Char">
     <w:name w:val="Heading 8 Char"/>
     <w:basedOn w:val="DefaultParagraphFont"/>
     <w:link w:val="Heading8"/>
-    <w:rsid w:val="002B689C"/>
-    <w:rPr>
-      <w:rFonts w:asciiTheme="majorHAnsi" w:eastAsiaTheme="majorEastAsia" w:hAnsiTheme="majorHAnsi" w:cstheme="minorHAnsi"/>
-      <w:i/>
-      <w:iCs/>
-      <w:kern w:val="28"/>
-      <w:sz w:val="24"/>
-      <w:szCs w:val="24"/>
-    </w:rPr>
-  </w:style>
-  <w:style w:type="character" w:customStyle="1" w:styleId="Heading9Char">
-    <w:name w:val="Heading 9 Char"/>
-    <w:basedOn w:val="DefaultParagraphFont"/>
-    <w:link w:val="Heading9"/>
-    <w:rsid w:val="002B689C"/>
+    <w:rsid w:val="003D2BF8"/>
     <w:rPr>
       <w:rFonts w:asciiTheme="majorHAnsi" w:eastAsiaTheme="majorEastAsia" w:hAnsiTheme="majorHAnsi" w:cstheme="minorHAnsi"/>
       <w:b/>
@@ -3616,6 +3501,20 @@
       <w:szCs w:val="24"/>
     </w:rPr>
   </w:style>
+  <w:style w:type="character" w:customStyle="1" w:styleId="Heading9Char">
+    <w:name w:val="Heading 9 Char"/>
+    <w:basedOn w:val="DefaultParagraphFont"/>
+    <w:link w:val="Heading9"/>
+    <w:rsid w:val="003D2BF8"/>
+    <w:rPr>
+      <w:rFonts w:asciiTheme="majorHAnsi" w:eastAsiaTheme="majorEastAsia" w:hAnsiTheme="majorHAnsi" w:cstheme="minorHAnsi"/>
+      <w:i/>
+      <w:iCs/>
+      <w:kern w:val="28"/>
+      <w:sz w:val="24"/>
+      <w:szCs w:val="24"/>
+    </w:rPr>
+  </w:style>
   <w:style w:type="paragraph" w:styleId="Title">
     <w:name w:val="Title"/>
     <w:basedOn w:val="NoSpacing"/>
@@ -3623,9 +3522,9 @@
     <w:link w:val="TitleChar"/>
     <w:uiPriority w:val="10"/>
     <w:qFormat/>
-    <w:rsid w:val="002B689C"/>
-    <w:pPr>
-      <w:contextualSpacing/>
+    <w:rsid w:val="003D2BF8"/>
+    <w:pPr>
+      <w:spacing w:line="240" w:lineRule="auto"/>
     </w:pPr>
     <w:rPr>
       <w:rFonts w:asciiTheme="majorHAnsi" w:eastAsiaTheme="majorEastAsia" w:hAnsiTheme="majorHAnsi" w:cstheme="majorBidi"/>
@@ -3642,7 +3541,7 @@
     <w:basedOn w:val="DefaultParagraphFont"/>
     <w:link w:val="Title"/>
     <w:uiPriority w:val="10"/>
-    <w:rsid w:val="002B689C"/>
+    <w:rsid w:val="003D2BF8"/>
     <w:rPr>
       <w:rFonts w:asciiTheme="majorHAnsi" w:eastAsiaTheme="majorEastAsia" w:hAnsiTheme="majorHAnsi" w:cstheme="majorBidi"/>
       <w:b/>
@@ -3657,7 +3556,7 @@
     <w:name w:val="Strong"/>
     <w:uiPriority w:val="22"/>
     <w:qFormat/>
-    <w:rsid w:val="002B689C"/>
+    <w:rsid w:val="003D2BF8"/>
     <w:rPr>
       <w:b/>
       <w:bCs/>
@@ -3667,7 +3566,7 @@
     <w:name w:val="Emphasis"/>
     <w:uiPriority w:val="20"/>
     <w:qFormat/>
-    <w:rsid w:val="002B689C"/>
+    <w:rsid w:val="003D2BF8"/>
     <w:rPr>
       <w:rFonts w:asciiTheme="minorHAnsi" w:hAnsiTheme="minorHAnsi" w:cstheme="minorHAnsi"/>
       <w:i/>
@@ -3678,10 +3577,10 @@
   </w:style>
   <w:style w:type="paragraph" w:styleId="ListParagraph">
     <w:name w:val="List Paragraph"/>
-    <w:basedOn w:val="NoSpacing"/>
+    <w:basedOn w:val="Normal"/>
     <w:uiPriority w:val="34"/>
     <w:qFormat/>
-    <w:rsid w:val="002B689C"/>
+    <w:rsid w:val="003D2BF8"/>
     <w:pPr>
       <w:ind w:left="720"/>
       <w:contextualSpacing/>
@@ -3689,11 +3588,12 @@
   </w:style>
   <w:style w:type="paragraph" w:styleId="Quote">
     <w:name w:val="Quote"/>
-    <w:basedOn w:val="NoSpacing"/>
+    <w:basedOn w:val="Normal"/>
+    <w:next w:val="Normal"/>
     <w:link w:val="QuoteChar"/>
     <w:uiPriority w:val="29"/>
     <w:qFormat/>
-    <w:rsid w:val="002B689C"/>
+    <w:rsid w:val="003D2BF8"/>
     <w:pPr>
       <w:keepLines/>
       <w:pageBreakBefore/>
@@ -3705,18 +3605,15 @@
       <w:contextualSpacing/>
       <w:mirrorIndents/>
     </w:pPr>
-    <w:rPr>
-      <w:rFonts w:eastAsiaTheme="minorHAnsi"/>
-    </w:rPr>
   </w:style>
   <w:style w:type="character" w:customStyle="1" w:styleId="QuoteChar">
     <w:name w:val="Quote Char"/>
     <w:basedOn w:val="DefaultParagraphFont"/>
     <w:link w:val="Quote"/>
     <w:uiPriority w:val="29"/>
-    <w:rsid w:val="002B689C"/>
-    <w:rPr>
-      <w:rFonts w:asciiTheme="minorHAnsi" w:eastAsiaTheme="minorHAnsi" w:hAnsiTheme="minorHAnsi" w:cstheme="minorHAnsi"/>
+    <w:rsid w:val="003D2BF8"/>
+    <w:rPr>
+      <w:rFonts w:cstheme="minorHAnsi"/>
       <w:sz w:val="28"/>
       <w:szCs w:val="28"/>
     </w:rPr>
@@ -3724,10 +3621,11 @@
   <w:style w:type="paragraph" w:styleId="IntenseQuote">
     <w:name w:val="Intense Quote"/>
     <w:basedOn w:val="Quote"/>
+    <w:next w:val="Normal"/>
     <w:link w:val="IntenseQuoteChar"/>
     <w:uiPriority w:val="30"/>
     <w:qFormat/>
-    <w:rsid w:val="002B689C"/>
+    <w:rsid w:val="003D2BF8"/>
     <w:pPr>
       <w:pBdr>
         <w:left w:val="single" w:sz="18" w:space="7" w:color="auto"/>
@@ -3743,9 +3641,9 @@
     <w:basedOn w:val="DefaultParagraphFont"/>
     <w:link w:val="IntenseQuote"/>
     <w:uiPriority w:val="30"/>
-    <w:rsid w:val="002B689C"/>
-    <w:rPr>
-      <w:rFonts w:asciiTheme="minorHAnsi" w:eastAsiaTheme="minorHAnsi" w:hAnsiTheme="minorHAnsi" w:cstheme="minorHAnsi"/>
+    <w:rsid w:val="003D2BF8"/>
+    <w:rPr>
+      <w:rFonts w:cstheme="minorHAnsi"/>
       <w:b/>
       <w:bCs/>
       <w:sz w:val="28"/>
@@ -3757,7 +3655,7 @@
     <w:basedOn w:val="Emphasis"/>
     <w:uiPriority w:val="19"/>
     <w:qFormat/>
-    <w:rsid w:val="002B689C"/>
+    <w:rsid w:val="003D2BF8"/>
     <w:rPr>
       <w:rFonts w:asciiTheme="minorHAnsi" w:hAnsiTheme="minorHAnsi" w:cs="Calibri Light"/>
       <w:i/>
@@ -3772,7 +3670,7 @@
     <w:basedOn w:val="Emphasis"/>
     <w:uiPriority w:val="21"/>
     <w:qFormat/>
-    <w:rsid w:val="002B689C"/>
+    <w:rsid w:val="003D2BF8"/>
     <w:rPr>
       <w:rFonts w:asciiTheme="minorHAnsi" w:hAnsiTheme="minorHAnsi" w:cstheme="minorHAnsi"/>
       <w:b/>
@@ -3787,7 +3685,7 @@
     <w:name w:val="Subtle Reference"/>
     <w:uiPriority w:val="31"/>
     <w:qFormat/>
-    <w:rsid w:val="002B689C"/>
+    <w:rsid w:val="003D2BF8"/>
     <w:rPr>
       <w:caps/>
       <w:color w:val="7F7F7F" w:themeColor="text1" w:themeTint="80"/>
@@ -3800,7 +3698,7 @@
     <w:basedOn w:val="SubtleReference"/>
     <w:uiPriority w:val="32"/>
     <w:qFormat/>
-    <w:rsid w:val="002B689C"/>
+    <w:rsid w:val="003D2BF8"/>
     <w:rPr>
       <w:b/>
       <w:bCs/>
@@ -3812,9 +3710,10 @@
   </w:style>
   <w:style w:type="character" w:styleId="BookTitle">
     <w:name w:val="Book Title"/>
+    <w:basedOn w:val="DefaultParagraphFont"/>
     <w:uiPriority w:val="33"/>
     <w:qFormat/>
-    <w:rsid w:val="002B689C"/>
+    <w:rsid w:val="003D2BF8"/>
     <w:rPr>
       <w:b/>
       <w:bCs/>
